--- a/klagomål/Tyfallsjön FSC-klagomål.docx
+++ b/klagomål/Tyfallsjön FSC-klagomål.docx
@@ -1,6 +1,6 @@
 
 <file path=word/document.xml><?xml version="1.0" encoding="utf-8"?>
-<w:document xmlns:wpc="http://schemas.microsoft.com/office/word/2010/wordprocessingCanvas" xmlns:cx="http://schemas.microsoft.com/office/drawing/2014/chartex" xmlns:cx1="http://schemas.microsoft.com/office/drawing/2015/9/8/chartex" xmlns:cx2="http://schemas.microsoft.com/office/drawing/2015/10/21/chartex" xmlns:cx3="http://schemas.microsoft.com/office/drawing/2016/5/9/chartex" xmlns:cx4="http://schemas.microsoft.com/office/drawing/2016/5/10/chartex" xmlns:cx5="http://schemas.microsoft.com/office/drawing/2016/5/11/chartex" xmlns:cx6="http://schemas.microsoft.com/office/drawing/2016/5/12/chartex" xmlns:cx7="http://schemas.microsoft.com/office/drawing/2016/5/13/chartex" xmlns:cx8="http://schemas.microsoft.com/office/drawing/2016/5/14/chartex" xmlns:mc="http://schemas.openxmlformats.org/markup-compatibility/2006" xmlns:aink="http://schemas.microsoft.com/office/drawing/2016/ink" xmlns:am3d="http://schemas.microsoft.com/office/drawing/2017/model3d" xmlns:o="urn:schemas-microsoft-com:office:office" xmlns:oel="http://schemas.microsoft.com/office/2019/extlst" xmlns:r="http://schemas.openxmlformats.org/officeDocument/2006/relationships" xmlns:m="http://schemas.openxmlformats.org/officeDocument/2006/math" xmlns:v="urn:schemas-microsoft-com:vml" xmlns:wp14="http://schemas.microsoft.com/office/word/2010/wordprocessingDrawing" xmlns:wp="http://schemas.openxmlformats.org/drawingml/2006/wordprocessingDrawing" xmlns:w10="urn:schemas-microsoft-com:office:word" xmlns:w="http://schemas.openxmlformats.org/wordprocessingml/2006/main" xmlns:w14="http://schemas.microsoft.com/office/word/2010/wordml" xmlns:w15="http://schemas.microsoft.com/office/word/2012/wordml" xmlns:w16cex="http://schemas.microsoft.com/office/word/2018/wordml/cex" xmlns:w16cid="http://schemas.microsoft.com/office/word/2016/wordml/cid" xmlns:w16="http://schemas.microsoft.com/office/word/2018/wordml" xmlns:w16sdtdh="http://schemas.microsoft.com/office/word/2020/wordml/sdtdatahash" xmlns:w16se="http://schemas.microsoft.com/office/word/2015/wordml/symex" xmlns:wpg="http://schemas.microsoft.com/office/word/2010/wordprocessingGroup" xmlns:wpi="http://schemas.microsoft.com/office/word/2010/wordprocessingInk" xmlns:wne="http://schemas.microsoft.com/office/word/2006/wordml" xmlns:wps="http://schemas.microsoft.com/office/word/2010/wordprocessingShape" mc:Ignorable="w14 w15 w16se w16cid w16 w16cex w16sdtdh wp14">
+<w:document xmlns:wpc="http://schemas.microsoft.com/office/word/2010/wordprocessingCanvas" xmlns:cx="http://schemas.microsoft.com/office/drawing/2014/chartex" xmlns:cx1="http://schemas.microsoft.com/office/drawing/2015/9/8/chartex" xmlns:cx2="http://schemas.microsoft.com/office/drawing/2015/10/21/chartex" xmlns:cx3="http://schemas.microsoft.com/office/drawing/2016/5/9/chartex" xmlns:cx4="http://schemas.microsoft.com/office/drawing/2016/5/10/chartex" xmlns:cx5="http://schemas.microsoft.com/office/drawing/2016/5/11/chartex" xmlns:cx6="http://schemas.microsoft.com/office/drawing/2016/5/12/chartex" xmlns:cx7="http://schemas.microsoft.com/office/drawing/2016/5/13/chartex" xmlns:cx8="http://schemas.microsoft.com/office/drawing/2016/5/14/chartex" xmlns:mc="http://schemas.openxmlformats.org/markup-compatibility/2006" xmlns:aink="http://schemas.microsoft.com/office/drawing/2016/ink" xmlns:am3d="http://schemas.microsoft.com/office/drawing/2017/model3d" xmlns:o="urn:schemas-microsoft-com:office:office" xmlns:oel="http://schemas.microsoft.com/office/2019/extlst" xmlns:r="http://schemas.openxmlformats.org/officeDocument/2006/relationships" xmlns:m="http://schemas.openxmlformats.org/officeDocument/2006/math" xmlns:v="urn:schemas-microsoft-com:vml" xmlns:wp14="http://schemas.microsoft.com/office/word/2010/wordprocessingDrawing" xmlns:wp="http://schemas.openxmlformats.org/drawingml/2006/wordprocessingDrawing" xmlns:w10="urn:schemas-microsoft-com:office:word" xmlns:w="http://schemas.openxmlformats.org/wordprocessingml/2006/main" xmlns:w14="http://schemas.microsoft.com/office/word/2010/wordml" xmlns:w15="http://schemas.microsoft.com/office/word/2012/wordml" xmlns:w16cex="http://schemas.microsoft.com/office/word/2018/wordml/cex" xmlns:w16cid="http://schemas.microsoft.com/office/word/2016/wordml/cid" xmlns:w16="http://schemas.microsoft.com/office/word/2018/wordml" xmlns:w16du="http://schemas.microsoft.com/office/word/2023/wordml/word16du" xmlns:w16sdtdh="http://schemas.microsoft.com/office/word/2020/wordml/sdtdatahash" xmlns:w16sdtfl="http://schemas.microsoft.com/office/word/2024/wordml/sdtformatlock" xmlns:w16se="http://schemas.microsoft.com/office/word/2015/wordml/symex" xmlns:wpg="http://schemas.microsoft.com/office/word/2010/wordprocessingGroup" xmlns:wpi="http://schemas.microsoft.com/office/word/2010/wordprocessingInk" xmlns:wne="http://schemas.microsoft.com/office/word/2006/wordml" xmlns:wps="http://schemas.microsoft.com/office/word/2010/wordprocessingShape" mc:Ignorable="w14 w15 w16se w16cid w16 w16cex w16sdtdh w16sdtfl w16du wp14">
   <w:body>
     <w:p>
       <w:r>
@@ -112,7 +112,7 @@
         <w:pStyle w:val="ListBullet"/>
       </w:pPr>
       <w:r>
-        <w:t>Om ett ombud (tex Norra skog eller Mellanskog) avverkningsanmäler en skog med naturvärden motsvarande nyckelbiotops kvalité men markägaren inte är FSC certifierad, bör du skicka in ett FSC kontrollerat virke klagomål. Då ska klagomålet skickas till ombudsföretaget.</w:t>
+        <w:t>Om ett ombud (tex Norra skog eller Mellanskog) avverkningsanmäler en skog med naturvärden motsvarande nyckelbiotops kvalitet men markägaren inte är FSC certifierad, bör du skicka in ett FSC kontrollerat virke klagomål. Då ska klagomålet skickas till ombudsföretaget.</w:t>
       </w:r>
     </w:p>
     <w:p>
@@ -168,35 +168,7 @@
     </w:p>
     <w:p>
       <w:r>
-        <w:t>Detta dokument behandlar höga naturvärden i avverkningsanmälan Tyfallsjön i Bjurholms kommun. Denna avverkningsanmälan inkom 2025-08-02 och omfattar 103,6 ha.</w:t>
-      </w:r>
-    </w:p>
-    <w:p>
-      <w:r>
-        <w:t>Nedan presenteras fynd av naturvårdsarter och fridlysta arter som gjorts i det avverkningsanmälda området, samt relevanta utdrag ur standarderna för FSC, Chain of Custody, Controlled Wood och PEFC. I BILAGA 1 finns artfakta om fridlysta och rödlistade arter.</w:t>
-      </w:r>
-    </w:p>
-    <w:p>
-      <w:r>
-        <w:t>Vi förväntar oss att ni återkommer med ett skriftligt svar på vårt klagomål och även beskriver vilka korrigerande åtgärder ni satt in för att rätta till identifierade brister i er efterlevnad av den svenska FSC standarden.</w:t>
-      </w:r>
-    </w:p>
-    <w:p>
-      <w:pPr>
-        <w:pStyle w:val="Heading1"/>
-      </w:pPr>
-      <w:r>
-        <w:t>Naturvårdsarter</w:t>
-      </w:r>
-    </w:p>
-    <w:p>
-      <w:r>
-        <w:t>I avverkningsanmälan har följande 34 naturvårdsarter hittats: fläckporing (VU), goliatmusseron (VU), gräddporing (VU), knärot (VU, §8), rynkskinn (VU), smalfotad taggsvamp (VU), spadskinn (VU), ulltickeporing (VU), blanksvart spiklav (NT), blå taggsvamp (NT), dvärgbägarlav (NT), garnlav (NT), harticka (NT), kolflarnlav (NT), mörk kolflarnlav (NT), nordtagging (NT), orange taggsvamp (NT), reliktbock (NT), rosenticka (NT), skrovlig taggsvamp (NT), stiftgelélav (NT), svart taggsvamp (NT), tallriska (NT), talltaggsvamp (NT), tallticka (NT), ullticka (NT), vaddporing (NT), vedflamlav (NT), vedskivlav (NT), vitgrynig nållav (NT), dropptaggsvamp (S), kalktallört (S), skarp dropptaggsvamp (S) och vedticka (S). Av dessa är 30 rödlistade. För rödlistade arter har rödlistekategorin angivits inom parentes. Arter som är signalarter enligt Skogsstyrelsen har markerats med (S). För fridlysta arter anges även paragrafen i Artskyddsförordningen som arten är fridlyst enligt.</w:t>
-      </w:r>
-    </w:p>
-    <w:p>
-      <w:r>
-        <w:t>De påträffade naturvårdsarterna är ett tydligt kvitto på att detta rör sig om en skog med höga naturvärden. I Figur 1 visas en karta över det avverkningsanmälda området, där samtliga fyndplatser för naturvårdsarter som finns registrerade på Artportalen har markerats.</w:t>
+        <w:t>Detta klagomål behandlar höga naturvärden i avverkningsanmälan Tyfallsjön i Bjurholms kommun som inkom 2026-07-12 och omfattar 103,6 ha.</w:t>
       </w:r>
     </w:p>
     <w:p>
@@ -206,7 +178,7 @@
       <w:r>
         <w:drawing>
           <wp:inline xmlns:a="http://schemas.openxmlformats.org/drawingml/2006/main" xmlns:pic="http://schemas.openxmlformats.org/drawingml/2006/picture">
-            <wp:extent cx="5486400" cy="3652655"/>
+            <wp:extent cx="5299663" cy="5724000"/>
             <wp:docPr id="1" name="Picture 1"/>
             <wp:cNvGraphicFramePr>
               <a:graphicFrameLocks noChangeAspect="1"/>
@@ -227,7 +199,7 @@
                   <pic:spPr>
                     <a:xfrm>
                       <a:off x="0" y="0"/>
-                      <a:ext cx="5486400" cy="3652655"/>
+                      <a:ext cx="5299663" cy="5724000"/>
                     </a:xfrm>
                     <a:prstGeom prst="rect"/>
                   </pic:spPr>
@@ -241,359 +213,25 @@
     <w:p>
       <w:pPr>
         <w:pStyle w:val="Caption"/>
+        <w:spacing w:after="240"/>
       </w:pPr>
       <w:r>
-        <w:t>Figur 1. Fyndplatser för naturvårdsarter i det avverkningsanmälda området (röd linje). Markörer utan svart kant är placerade på fyndplatsen. Markörer med svart kant är placerade vid sidan av fyndplatsen och har ett svart streck som visar fyndplatsens exakta position. Kartans mittpunktskoordinat är N 7090320, E 669552 i SWEREF 99 TM.</w:t>
+        <w:t>Figur 1. Fyndplatser för naturvårdsarter i och inom 15 meter från avverkningsanmälan. Markörer utan svart kant är placerade på fyndplatsen. Markörer med svart kant är placerade vid sidan av fyndplatsen har ett svart streck som visar fyndplatsens exakta position. Kartans mittpunktskoordinat är N 7090320, E 669552 i SWEREF 99 TM.</w:t>
       </w:r>
     </w:p>
     <w:p>
       <w:r>
-        <w:rPr>
-          <w:b/>
-        </w:rPr>
-        <w:t>Blanksvart spiklav (NT)</w:t>
-      </w:r>
-      <w:r>
-        <w:t xml:space="preserve"> förekommer på torr, hård, gammal kärnved men även på äldre ytved av tall i naturskogsartade bestånd med begränsad brandpåverkan och ostörd hydrologi. Skogsbruksåtgärder på eller i närheten av lokaler med blanksvart spiklav utgör ett hot. Naturskogsartade öppna tall- och barrblandskogar med blanksvart spiklav indikerar höga biologiska värden och bör bevaras (SLU Artdatabanken, 2024).</w:t>
+        <w:t>I och inom 15 meter från avverkningsanmälan finns fynd av 36 naturvårdsarter, varav 33 är rödlistade, 1 är fridlyst, 21 är typiska (T) och 2 är signalarter (S): fläckporing (VU, T), garnlav (VU, T), goliatmusseron (VU, T), gräddporing (VU, T), knärot (VU, T, §8), ostticka (VU, T), skrovlig taggsvamp (VU), smalfotad taggsvamp (VU), spadskinn (VU), ulltickeporing (VU), blanksvart spiklav (NT), blå taggsvamp (NT, T), dropptaggsvamp (NT, T), dvärgbägarlav (NT, T), harticka (NT, T), kolflarnlav (NT, T), kötticka (NT), mörk kolflarnlav (NT), nordtagging (NT), orange taggsvamp (NT, T), reliktbock (NT, T), rosenticka (NT, T), rynkskinn (NT, T), skarp dropptaggsvamp (NT), stiftgelélav (NT, T), tallriska (NT), talltaggsvamp (NT), tallticka (NT, T), ullticka (NT, T), vaddporing (NT), vedflamlav (NT), vedskivlav (NT, T), vitgrynig nållav (NT), kalktallört (S), vedticka (S, T) och svart taggsvamp agg. (T). Se Figur 1.</w:t>
       </w:r>
     </w:p>
     <w:p>
       <w:r>
-        <w:rPr>
-          <w:b/>
-        </w:rPr>
-        <w:t xml:space="preserve">Blå taggsvamp (NT) </w:t>
-      </w:r>
-      <w:r>
-        <w:t>är en karaktärsart i såväl örtrika kalkbarrskogar som i torra sandtallskogar där det föreligger gammal skog med långvarig trädkontinuitet. Är sällsynt och mycket kravfull i södra och mellersta Sverige. Den hotas främst av skogsavverkning och tycks försvinna efter slutavverkning, markberedning och plantering. I kalkgranskogar verkar arten vara mycket känslig. Granskogar med arten bör formellt skydddas (SLU Artdatabanken, 2024; Nitare &amp; Skogsstyrelsen, 2019).</w:t>
+        <w:t>Nedan presenteras relevanta utdrag ur standarderna för FSC, Chain of Custody, Controlled Wood och PEFC.</w:t>
       </w:r>
     </w:p>
     <w:p>
       <w:r>
-        <w:rPr>
-          <w:b/>
-        </w:rPr>
-        <w:t>Dvärgbägarlav (NT)</w:t>
-      </w:r>
-      <w:r>
-        <w:t xml:space="preserve"> förekommer över hela Sverige på gammal hård ved, huvudsakligen på tall men i södra Sverige även på ek. Veden utgörs framförallt av grova stubbar, lågor och grenar. Substratet har blivit sällsyntare och nybildning av substrat sker bara i begränsad omfattning. Arten hotas av att grova lågor blir allt sällsyntare i dagens kulturskogar samt att nybildningen av lämpliga substrat går mycket långsamt. En riklig tillgång på gamla tall- eller eklågor måste säkerställas på artens lokaler (SLU Artdatabanken, 2024; Nitare &amp; Skogsstyrelsen, 2019).</w:t>
-      </w:r>
-    </w:p>
-    <w:p>
-      <w:r>
-        <w:rPr>
-          <w:b/>
-        </w:rPr>
-        <w:t>Fläckporing (VU)</w:t>
-      </w:r>
-      <w:r>
-        <w:t xml:space="preserve"> är en mycket bra signalart som visar på tallnaturskogar med höga naturvärden. Den är placerad högst upp i Skogsstyrelsens värdepyramid för bedömning av skog med höga naturvärden och indikerar områden som är mer eller mindre opåverkade av skogsbruk och där det funnits en kontinuitet av tallågor i olika nedbrytningsstadier. För att på lång sikt bibehålla livskraftiga populationer i ett område behövs troligen större skyddade områden som tillåter att man upprätthåller en naturlig branddynamik (SLU Artdatabanken, 2024; Nitare &amp; Skogsstyrelsen, 2019).</w:t>
-      </w:r>
-    </w:p>
-    <w:p>
-      <w:r>
-        <w:rPr>
-          <w:b/>
-        </w:rPr>
-        <w:t>Garnlav (NT)</w:t>
-      </w:r>
-      <w:r>
-        <w:t xml:space="preserve"> är en utpräglad barrskogsart som ibland kan drapera träden i norrländska grannaturskogar med hög luftfuktighet. Den förekommer även i talldominerade bestånd där den, förutom i trädens grenverk, påträffas hängande över ojämnheter i tallbarken. Arten har minskat starkt i södra och mellersta Sverige och den minskar även i sitt nordliga utbredningsområde. Orsaken till tillbakagången beror främst på slutavverkningar av naturskogsartade skogar. Bestånd med riklig förekomst bör regelmässigt sparas. Garnlav är värdväxt för den mycket sällsynta och akut hotade fjärilen barrskogslavfly (CR) som hör hemma i boreala barrskogar med riklig förekomst av värdväxten. Tidigare kunde arten konstateras årligen på flera platser vid Dala-Floda i Dalarna innan lokalerna kalavverkades. Senaste fyndet i landet av barrskogslavfly är från år 2000 då den påträffades vid Högberget i Sollefteå kommun (SLU Artdatabanken, 2024).</w:t>
-      </w:r>
-    </w:p>
-    <w:p>
-      <w:r>
-        <w:rPr>
-          <w:b/>
-        </w:rPr>
-        <w:t>Goliatmusseron (VU)</w:t>
-      </w:r>
-      <w:r>
-        <w:t xml:space="preserve"> är en mykorrhizasvamp knuten till gammal tall på sandig eller grusig mark, främst ljusöppna torra lavtallhedar där svampen växer bland renlavar och lingon. Mager, sandig och brandpräglad tallskog med lång trädkontinuitet bör undantas från trakthyggesbruk och inte kalavverkas. Goliatmusseron är placerad högst upp i Skogsstyrelsens värdepyramid för bedömning av skog med höga naturvärden och den är globalt rödlistad som sårbar (VU) vilket innebär att Sverige har ett internationellt ansvar för arten (SLU Artdatabanken, 2024; Nitare &amp; Skogsstyrelsen, 2019; IUCN, 2020).</w:t>
-      </w:r>
-    </w:p>
-    <w:p>
-      <w:r>
-        <w:rPr>
-          <w:b/>
-        </w:rPr>
-        <w:t>Gräddporing (VU)</w:t>
-      </w:r>
-      <w:r>
-        <w:t xml:space="preserve"> växer nästan enbart i urskogsartad barrskog på gamla, kraftigt murkna, grova och mossbelupna tallågor i något fuktiga och skuggiga lägen. Arten är placerad högst upp i Skogsstyrelsens värdepyramid för bedömning av skog med höga naturvärden och indikerar gamla och relativt orörda tallnaturskogar med höga naturvärden där det under låg tid kontinuerligt funnits inslag av grova tallågor. För att på sikt hejda artens vikande trend behöver merparten av gräddporingens nu kända växtplatser undantas från skogsbruk (SLU Artdatabanken, 2024; Nitare &amp; Skogsstyrelsen, 2019).</w:t>
-      </w:r>
-    </w:p>
-    <w:p>
-      <w:r>
-        <w:rPr>
-          <w:b/>
-        </w:rPr>
-        <w:t>Harticka (NT)</w:t>
-      </w:r>
-      <w:r>
-        <w:t xml:space="preserve"> är normalt en mycket bra signalart för granskogar med höga naturvärden. Även när svampen påträffas i mer påverkade skogar är det nästan alltid fråga om skogsmiljöer i sena successionsstadier med höga naturvärden. Skogsskötselåtgärder på eller i omedelbar närhet av växtplatserna kan innebära ett hot mot arten (SLU Artdatabanken, 2024; Nitare &amp; Skogsstyrelsen, 2019).</w:t>
-      </w:r>
-    </w:p>
-    <w:p>
-      <w:r>
-        <w:rPr>
-          <w:b/>
-        </w:rPr>
-        <w:t>Kolflarnlav (NT)</w:t>
-      </w:r>
-      <w:r>
-        <w:t xml:space="preserve"> är brandberoende och växer nästan uteslutande på kolad hård kärnved av tall. Etableringen verkar ske först 100–300 år efter brand och nytt substrat nybildas i mycket begränsad omfattning. Avverkning av tallskog av naturskogskaraktär med spår av återkommande bränder är ett hot och mängden lämplig ved att växa på för arten minskar dels på grund av naturlig nedbrytning men framförallt på grund av att det förstörs i samband med slutavverkningar, gallringar och markberedning. Såväl kolflarnlav som mörk kolflarnlav har glänsande bålfjäll och förekommer främst i tall- och blandbarrskogar av naturskogskaraktär med spår av återkommande bränder. Skogar som dessa hyser höga biologiska värden och bör skyddas (SLU Artdatabanken, 2024).</w:t>
-      </w:r>
-    </w:p>
-    <w:p>
-      <w:r>
-        <w:rPr>
-          <w:b/>
-        </w:rPr>
-        <w:t>Mörk kolflarnlav (NT)</w:t>
-      </w:r>
-      <w:r>
-        <w:t xml:space="preserve"> är brandberoende och växer nästan uteslutande på kolad hård kärnved av tall. Arten förekommer främst i glesa, öppna tall- och blandbarrskogar av naturskogskaraktär och etableringen verkar ske sent efter brand, kanske först efter 100–300 år. Mörk kolflarnlav indikerar skog med höga naturvärden och vanligast är att den påträffas på rester av nedbrunna torrakor och högstubbar och lågstubbar som är så grova att hela innandömet är urbränt. Tall- och blandbarrskogar av naturskogskaraktär med spår av återkommande bränder hyser höga biologiska värden och bör skyddas (SLU Artdatabanken, 2024).</w:t>
-      </w:r>
-    </w:p>
-    <w:p>
-      <w:r>
-        <w:rPr>
-          <w:b/>
-        </w:rPr>
-        <w:t>Nordtagging (NT)</w:t>
-      </w:r>
-      <w:r>
-        <w:t xml:space="preserve"> växer främst på tallågor av grövre dimensioner och påträffas huvudsakligen i äldre skog som inte kalavverkats. Nordtaggingen missgynnas av att områden med äldre tallskog har minskat starkt. Bekämpning av skogsbränder, samtidigt som skogsbruket omvandlar naturligt glesa tallbestånd till likartade och betydligt tätare bestånd, har missgynnat arten. Bristen på gamla tallågor utgör på sikt ett allvarligt hot och återskapandet av lämpliga biotoper tar mycket lång tid. Områden med olikåldriga bestånd av tall och med stort inslag av äldre träd bör undantas från skoglig produktion (SLU Artdatabanken, 2024).</w:t>
-      </w:r>
-    </w:p>
-    <w:p>
-      <w:r>
-        <w:rPr>
-          <w:b/>
-        </w:rPr>
-        <w:t xml:space="preserve">Orange taggsvamp (NT) </w:t>
-      </w:r>
-      <w:r>
-        <w:t>bildar mykorrhiza med både gran och tall och den förekommer främst i äldre barrskogar med kontinuitetsskogskaraktär. Mest frekvent är den i äldre mossrik granskog, men då bara i skogar inom granens naturliga utbredningsområde och i bestånd med långvarig grankontinuitet. Den totala populationen i landet bedöms ha minskat kraftigt och fortsatt kommer att minska då arten är knuten till en produktiv skogsmiljö som successivt avverkas. Arten hotas främst av skogsavverkning och tycks försvinna efter slutavverkning, markberedning och plantering och det är inte känt att arten har återkommit i anlagd skog på tidigare kalmark (SLU Artdatabanken, 2024).</w:t>
-      </w:r>
-    </w:p>
-    <w:p>
-      <w:r>
-        <w:rPr>
-          <w:b/>
-        </w:rPr>
-        <w:t>Reliktbock (NT)</w:t>
-      </w:r>
-      <w:r>
-        <w:t xml:space="preserve"> är en skalbagge vars larvutveckling sker i tjock, solexponerad skorpbark på gamla, levande tallar. Ofta i träd som under längre tid stått fritt och öppet, t.ex. i kantzoner i odlingslandskap, längs stränder och åsar, men också i gles, gammal tallskog på mager mark. Arten är brandgynnad genom att omgivande småträd och buskar försvinner vid lågintensiva bränder samtidigt som gamla tallar överlever och förblir solexponerade. Minskningstakten för den svenska populationen bedöms vara nära gränsvärdet för Sårbar (VU) och i den europeiska rödlistan är reliktbock rödlistad som Sårbar (VU) vilket innebär att Sverige har ett internationellt ansvar för arten. Gamla tallskogar bör få ett långsiktigt skydd, och inte slutavverkas (SLU Artdatabanken, 2024; IUCN, 2016).</w:t>
-      </w:r>
-    </w:p>
-    <w:p>
-      <w:r>
-        <w:rPr>
-          <w:b/>
-        </w:rPr>
-        <w:t>Rosenticka (NT)</w:t>
-      </w:r>
-      <w:r>
-        <w:t>, rödlistad som nära hotad, ingår i en karaktäristisk association av vedsvampar som växer på gamla, grova granlågor i urskogsartade barrskogar. Den är placerad i toppen av Skogsstyrelsens värdepyramid för bedömning av skog med höga naturvärden och indikerar ett granskogsekosystem med långvarig kontinuitet av grova lågor. Artens beroende av grova granlågor innebär att alla skogsskötselåtgärder på eller i omedelbar närhet av lokalerna utgör ett hot på lång sikt. Det är angeläget att populationerna inte ytterligare glesas ut och ett tillräckligt antal områden där arten nu finns måste sparas för framtiden (Nitare &amp; Skogsstyrelsen, 2019; SLU Artdatabanken, 2024).</w:t>
-      </w:r>
-    </w:p>
-    <w:p>
-      <w:r>
-        <w:rPr>
-          <w:b/>
-        </w:rPr>
-        <w:t>Rynkskinn (VU)</w:t>
-      </w:r>
-      <w:r>
-        <w:t>, rödlistad som sårbar, är en vednedbrytare som växer på grova granlågor och ingår i en karaktäristisk association av vedsvampar knutna till urskogsartade barrskogar. Den har klassificerats som en “urskogsindikator” och är placerad i toppen av Skogsstyrelsens värdepyramid för bedömning av skog med höga naturvärden. Allt tyder på att rynkskinn är mycket känslig för skogliga ingrepp (Nitare &amp; Skogsstyrelsen, 2019; SLU Artdatabanken, 2024).</w:t>
-      </w:r>
-    </w:p>
-    <w:p>
-      <w:r>
-        <w:rPr>
-          <w:b/>
-        </w:rPr>
-        <w:t xml:space="preserve">Skrovlig taggsvamp (NT) </w:t>
-      </w:r>
-      <w:r>
-        <w:t>bildar mykorrhiza med tall i äldre tallskog, framför allt på tallhed. Den växer huvudsakligen i äldre barrskog som hotas av slutavverkning. Genom att äldre barrskogar och naturskogar blir allt sällsyntare, missgynnas arten av skogsbruk. Arten ingår i ett åtgärdsprogram för hotade arter (ÅGP) och en långsiktig tillgång till svampens värdträd behöver säkras genom att växtplatserna undantas från avverkning. Skrovlig taggsvamp är globalt rödlistad som nära hotad (NT) vilket innebär att Sverige har ett internationellt ansvar för arten (IUCN, 2025; SLU Artdatabanken, 2024; Nitare, 2006).</w:t>
-      </w:r>
-    </w:p>
-    <w:p>
-      <w:r>
-        <w:rPr>
-          <w:b/>
-        </w:rPr>
-        <w:t>Smalfotad taggsvamp (VU)</w:t>
-      </w:r>
-      <w:r>
-        <w:t>, rödlistad som sårbar, växer på marken under lågor eller fallna stubbar i brandpräglad torr tallskog med lång kontinuitet. Arten är starkt associerad till kolad ved från tallar som sannolikt varit med om flera historiska skogsbränder. Detta är en process som kan ta många hundra år och det tar således mycket lång tid att återskapa lämpliga substrat. Smalfotad taggsvamp är placerad i toppen av Skogsstyrelsens värdepyramid för bedömning av skog med höga naturvärden samt globalt rödlistad som sårbar (VU) vilket innebär att Sverige har ett internationellt ansvar för arten (IUCN Redlist, 2024; Nitare &amp; Skogsstyrelsen, 2019; SLU Artdatabanken, 2024).</w:t>
-      </w:r>
-    </w:p>
-    <w:p>
-      <w:r>
-        <w:rPr>
-          <w:b/>
-        </w:rPr>
-        <w:t>Spadskinn (VU)</w:t>
-      </w:r>
-      <w:r>
-        <w:t xml:space="preserve"> är knuten till tallskogar med höga naturvärden och artens potentiella miljöer har minskat kraftigt och fortsätter att minska eftersom äldre sandtallskogar avverkas. Mykorrhiza-arter och andra marklevande svampar påverkas starkt negativt av slutavverkning då alla träd avlägsnas. Spadskinn är globalt rödlistad som sårbar (VU) vilket innebär att Sverige har ett internationellt ansvar för arten. Fler områden där arten förekommer behöver skyddas (SLU Artdatabanken, 2024; Nitare &amp; Skogsstyrelsen, 2019; IUCN, 2019).</w:t>
-      </w:r>
-    </w:p>
-    <w:p>
-      <w:r>
-        <w:rPr>
-          <w:b/>
-        </w:rPr>
-        <w:t>Stiftgelélav (NT)</w:t>
-      </w:r>
-      <w:r>
-        <w:t xml:space="preserve"> växer på gamla aspar och sälgar i blandskogar med hög luftfuktighet. Slutavverkning och vedhuggning är de största hoten och lokaler bör undantas från rationell skogsskötsel. På lång sikt måste inslaget av asp öka i svensk skog (SLU Artdatabanken, 2024).</w:t>
-      </w:r>
-    </w:p>
-    <w:p>
-      <w:r>
-        <w:rPr>
-          <w:b/>
-        </w:rPr>
-        <w:t xml:space="preserve">Svart taggsvamp (NT) </w:t>
-      </w:r>
-      <w:r>
-        <w:t>bildar huvudsakligen mykorrhiza med gran och tall, men även med ek och bok. Slutavverkning utgör det största hotet mot arten och den överlever sannolikt inte en föryngringshuggning då barrträdens rötter dör efter avverkningen. Förekomsterna i barrskog är särskilt utsatta eftersom arten föredrar att växa i äldre, virkesrika skogar med högre bonitet, som avverkas i rask takt. Fler äldre, virkesrika barrskogar med högre bonitet måste formellt skyddas som biotopskyddsområden eller naturreservat. Även oskyddade växtplatser i lövskogsbiotoper bör få ett starkt skydd. Skogsområden med svart taggsvamp bör inte gallras eller plockhuggas om inte huggningen efterföljs av skogsbete (SLU Artdatabanken, 2024).</w:t>
-      </w:r>
-    </w:p>
-    <w:p>
-      <w:r>
-        <w:rPr>
-          <w:b/>
-        </w:rPr>
-        <w:t>Tallriska (NT)</w:t>
-      </w:r>
-      <w:r>
-        <w:t xml:space="preserve"> bildar mykorrhiza med tall och växer i äldre, mager och torr tallskog med lång trädkontinuitet, såsom tallhedar och sandtallskogar. Arten hotas huvudsakligen av avverkning av äldre tallskogar och på kända lokaler bör slutavverkning, markberedning och gödsling undvikas (SLU Artdatabanken, 2024).</w:t>
-      </w:r>
-    </w:p>
-    <w:p>
-      <w:r>
-        <w:rPr>
-          <w:b/>
-        </w:rPr>
-        <w:t xml:space="preserve">Talltaggsvamp (NT) </w:t>
-      </w:r>
-      <w:r>
-        <w:t>förekommer främst i tallnaturskogar eller tallskogar av kontinuitetsskogskaraktär där den bildar mykorrhiza med tall. Särskilt frekvent är den i sandtallskogar med inslag av gamla träd, t.ex. på grusåsar, stränder och sandhedar. Arten hotas främst av skogsavverkning och tycks försvinna efter slutavverkning, markberedning och plantering. Talltaggsvamp är globalt rödlistad som nära hotad (NT) vilket innebär att Sverige har ett internationellt ansvar för arten (IUCN, 2025; SLU Artdatabanken, 2024).</w:t>
-      </w:r>
-    </w:p>
-    <w:p>
-      <w:r>
-        <w:rPr>
-          <w:b/>
-        </w:rPr>
-        <w:t xml:space="preserve">Tallticka (NT) </w:t>
-      </w:r>
-      <w:r>
-        <w:t>uppträder först på tallar som är 100–150 år gamla men är vanligast på träd som är runt 150–200 år eller äldre. I skogslandskapet är den främst knuten till tallnaturskogar och restbiotoper med biologiskt gamla träd och signalerar vanligtvis skyddsvärda tallbestånd med höga naturvärden (SLU Artdatabanken, 2023; Nitare &amp; Skogsstyrelsen, 2019).</w:t>
-      </w:r>
-    </w:p>
-    <w:p>
-      <w:r>
-        <w:rPr>
-          <w:b/>
-        </w:rPr>
-        <w:t>Ullticka (NT)</w:t>
-      </w:r>
-      <w:r>
-        <w:t xml:space="preserve"> är knuten till restbestånd av barrnaturskog och förekommer med ett tydligt optimum i orörda eller måttligt påverkade gamla granskogar där det föreligger viss kontinuitet av grov död ved. Ullticka är en bra signalart inom hela sitt utbredningsområde och i södra Sverige är den sällsynt och en god signalart för skyddsvärda granskogsmiljöer. Den hotas av avverkning och fragmentering av naturskog och äldre granskog med lång trädkontinuitet. På ullticka kan ibland ulltickeporing (VU) påträffas - det är en sällsynt ticka som nyligen delats upp i tre olika arter: </w:t>
-      </w:r>
-      <w:r>
-        <w:rPr>
-          <w:i/>
-        </w:rPr>
-        <w:t xml:space="preserve">Skeletocutis brevispora </w:t>
-      </w:r>
-      <w:r>
-        <w:t>(ulltickeporing)</w:t>
-      </w:r>
-      <w:r>
-        <w:rPr>
-          <w:i/>
-        </w:rPr>
-        <w:t>, Skeletocutis delicata och Skeletocutis exilis</w:t>
-      </w:r>
-      <w:r>
-        <w:t>. De två sistnämnda arterna står för närvarande (2020) som ej bedömda i rödlistan (SLU Artdatabanken, 2024; Nitare &amp; Skogsstyrelsen, 2019; Miettinen &amp; Niemelä, 2018).</w:t>
-      </w:r>
-    </w:p>
-    <w:p>
-      <w:r>
-        <w:rPr>
-          <w:b/>
-        </w:rPr>
-        <w:t xml:space="preserve">Ulltickeporing </w:t>
-      </w:r>
-      <w:r>
-        <w:rPr>
-          <w:b/>
-          <w:i/>
-        </w:rPr>
-        <w:t>Skeletocutis brevispora</w:t>
-      </w:r>
-      <w:r>
-        <w:rPr>
-          <w:b/>
-        </w:rPr>
-        <w:t xml:space="preserve"> (VU)</w:t>
-      </w:r>
-      <w:r>
-        <w:t>, rödlistad som sårbar, växer på ullticka (NT) i naturskogsartade granskogar. Avverkning av naturskogslika miljöer och av grova granar där ulltickeporing förekommer är ett direkt hot mot artens fortlevnad. Alla skogliga åtgärder som innebär att lågor och döda eller skadade träd tas bort missgynnar arten. På sikt är minskad tillgång till lämpligt substrat och krympande areal av naturskog ett hot, framförallt råder brist på grov ved som lågor i sena nedbrytningsstadier. Ytterligare fragmentering av skogslandskapet minskar artens möjligheter till spridning. Gamla granskogar som hyser arten undantas helt från skogsbruk (SLU Artdatabanken, 2024).</w:t>
-      </w:r>
-    </w:p>
-    <w:p>
-      <w:r>
-        <w:rPr>
-          <w:b/>
-        </w:rPr>
-        <w:t xml:space="preserve">Vaddporing (NT) </w:t>
-      </w:r>
-      <w:r>
-        <w:t>är en brunrötande vednedbrytare som hittas på undersidan av liggande murken tallved i olika former. Substratet utgörs framför allt av den typ av hård, kådimpregnerad och ofta kolad tallved som skapas i brandpräglad skog. Vedtypen nybildas i mycket liten omfattning och det är sannolikt att arten upplever en utdöendeskuld. För att garantera artens fortlevnad bör man både säkra att artens växtplatser hålls intakta samt att långsiktigt säkerställa att ny ved tillkommer, allra helst i omedelbar anslutning till artens växtplatser. Skoglig gallring och annat uttag av virke innebär ett hot mot arten (SLU Artdatabanken, 2024).</w:t>
-      </w:r>
-    </w:p>
-    <w:p>
-      <w:r>
-        <w:rPr>
-          <w:b/>
-        </w:rPr>
-        <w:t>Vedflamlav (NT)</w:t>
-      </w:r>
-      <w:r>
-        <w:t xml:space="preserve"> växer på gammal hård och torr, exponerad kärnved av tall, främst på högstubbar i ljusöppna lägen, t.ex. vid och på myrar, sjökanter, i glesa hällmarkskogar och i brandpräglade tallnaturskogar. Substratet nyskapas i begränsad omfattning och arten är en utmärkt indikator på höga naturvärden i denna skogstyp. Tall- och barrblandskogar med naturskogskaraktär och spår av bränder har ofta höga biologiska värden och bör skyddas (SLU Artdatabanken, 2024).</w:t>
-      </w:r>
-    </w:p>
-    <w:p>
-      <w:r>
-        <w:rPr>
-          <w:b/>
-        </w:rPr>
-        <w:t>Vedskivlav (NT)</w:t>
-      </w:r>
-      <w:r>
-        <w:t xml:space="preserve"> växer på gammal, torr, exponerad, hård kärnved av framförallt tall i naturskogsartade bestånd. Avverkning av tallskog av naturskogskaraktär med spår av återkommande bränder är ett hot. Mängden lämplig ved att växa på för vedskivlav minskar, dels på grund av naturlig nedbrytning men framförallt på grund av att de förstörs i samband med slutavverkningar, gallringar och markberedning. Tall- och blandbarrskogar av naturskogskaraktär med spår av återkommande bränder bör skyddas (SLU Artdatabanken, 2024).</w:t>
-      </w:r>
-    </w:p>
-    <w:p>
-      <w:r>
-        <w:rPr>
-          <w:b/>
-        </w:rPr>
-        <w:t>Vitgrynig nållav (NT)</w:t>
-      </w:r>
-      <w:r>
-        <w:t xml:space="preserve"> växer nästan uteslutande på bark av gamla, senvuxna granar i skuggiga lägen med hög och jämn luftfuktighet. Den vanligaste naturtypen för arten är kontinuitetsskogar på frisk mark men den finns också i sumpgranskogar. På lång sikt utgör avverkningar av olikåldriga granskogar av naturskogskaraktär ett allvarligt hot mot arten och skogsbruksåtgärder på eller i närheten av växtplatserna bör undvikas. Naturskogsartade, fuktiga granskogar med förekomster av arten signalerar höga biologiska värden och bör bevaras (SLU Artdatabanken, 2024; Nitare &amp; Skogsstyrelsen, 2019).</w:t>
+        <w:t>Vi förväntar oss att ni återkommer med ett skriftligt svar på vårt klagomål och även beskriver vilka korrigerande åtgärder ni satt in för att rätta till identifierade brister i er efterlevnad av den svenska FSC standarden.</w:t>
       </w:r>
     </w:p>
     <w:p>
@@ -601,12 +239,101 @@
         <w:pStyle w:val="Heading1"/>
       </w:pPr>
       <w:r>
-        <w:t>Fridlysta arter</w:t>
+        <w:t>Naturvårdsarter och fridlysta arter</w:t>
       </w:r>
     </w:p>
     <w:p>
       <w:r>
-        <w:t>Följande fridlysta arter har sina livsmiljöer och växtplatser i den avverkningsanmälda skogen: knärot (VU, §8).</w:t>
+        <w:t>Nedan följer beskrivningar av de naturvårdsarter och fridlysta arter som har sina livsmiljöer och växtplatser i den avverkningsanmälda skogen. Se även ytterligare artfakta i BILAGA 1. De påträffade naturvårdsarterna är ett tydligt kvitto på att det rör sig om en skog med höga naturvärden.</w:t>
+      </w:r>
+    </w:p>
+    <w:p>
+      <w:r>
+        <w:rPr>
+          <w:b/>
+        </w:rPr>
+        <w:t>Fläckporing (VU)</w:t>
+      </w:r>
+      <w:r>
+        <w:t xml:space="preserve"> är en mycket bra signalart som visar på tallnaturskogar med höga naturvärden. Den är placerad högst upp i Skogsstyrelsens värdepyramid för bedömning av skog med höga naturvärden och indikerar områden som är mer eller mindre opåverkade av skogsbruk och där det funnits en kontinuitet av tallågor i olika nedbrytningsstadier. För att på lång sikt bibehålla livskraftiga populationer i ett område behövs troligen större skyddade områden som tillåter att man upprätthåller en naturlig branddynamik. Fläckporing är typisk art för </w:t>
+      </w:r>
+      <w:r>
+        <w:rPr>
+          <w:i/>
+        </w:rPr>
+        <w:t>9010 Taiga</w:t>
+      </w:r>
+      <w:r>
+        <w:t xml:space="preserve"> (SLU Artdatabanken, 2024; Nitare &amp; Skogsstyrelsen, 2019).</w:t>
+      </w:r>
+    </w:p>
+    <w:p>
+      <w:r>
+        <w:rPr>
+          <w:b/>
+        </w:rPr>
+        <w:t>Garnlav (VU)</w:t>
+      </w:r>
+      <w:r>
+        <w:t xml:space="preserve"> är en utpräglad barrskogsart som ibland kan drapera träden i norrländska grannaturskogar med hög luftfuktighet. Den förekommer även i talldominerade bestånd där den, förutom i trädens grenverk, påträffas hängande över ojämnheter i tallbarken. Arten har minskat starkt i södra och mellersta Sverige och den minskar även i sitt nordliga utbredningsområde. Minskningstakten uppgår till 30 (20–50) % inom 50 år och överstiger gränsvärdet för Sårbar (VU). Orsaken till tillbakagången beror främst på slutavverkningar av naturskogsartade skogar. Bestånd med riklig förekomst bör regelmässigt sparas, vilket även gynnar flera andra sällsynta och rödlistade arter. Garnlav är värdväxt för den mycket sällsynta och akut hotade fjärilen barrskogslavfly (CR) som hör hemma i boreala barrskogar med riklig förekomst av värdväxten. Tidigare kunde arten konstateras årligen på flera platser vid Dala-Floda i Dalarna innan lokalerna kalavverkades. Senaste fyndet i landet av barrskogslavfly är från år 2000 då den påträffades vid Högberget i Sollefteå kommun. Garnlav är typisk art för </w:t>
+      </w:r>
+      <w:r>
+        <w:rPr>
+          <w:i/>
+        </w:rPr>
+        <w:t xml:space="preserve">9010 Taiga </w:t>
+      </w:r>
+      <w:r>
+        <w:t>och</w:t>
+      </w:r>
+      <w:r>
+        <w:rPr>
+          <w:i/>
+        </w:rPr>
+        <w:t xml:space="preserve"> 9070 Trädklädd betesmark</w:t>
+      </w:r>
+      <w:r>
+        <w:t xml:space="preserve"> (SLU Artdatabanken, 2026).</w:t>
+      </w:r>
+    </w:p>
+    <w:p>
+      <w:r>
+        <w:rPr>
+          <w:b/>
+        </w:rPr>
+        <w:t>Goliatmusseron (VU)</w:t>
+      </w:r>
+      <w:r>
+        <w:t xml:space="preserve"> är en mykorrhizasvamp knuten till gammal tall på sandig eller grusig mark, främst ljusöppna torra lavtallhedar där svampen växer bland renlavar och lingon. Mager, sandig och brandpräglad tallskog med lång trädkontinuitet bör undantas från trakthyggesbruk och inte kalavverkas. Goliatmusseron är placerad högst upp i Skogsstyrelsens värdepyramid för bedömning av skog med höga naturvärden och den är globalt rödlistad som sårbar (VU) vilket innebär att Sverige har ett internationellt ansvar för arten. Goliatmusseron är typisk art för </w:t>
+      </w:r>
+      <w:r>
+        <w:rPr>
+          <w:i/>
+        </w:rPr>
+        <w:t>9010 Taiga</w:t>
+      </w:r>
+      <w:r>
+        <w:t xml:space="preserve"> (SLU Artdatabanken, 2024; Nitare &amp; Skogsstyrelsen, 2019; IUCN, 2020).</w:t>
+      </w:r>
+    </w:p>
+    <w:p>
+      <w:r>
+        <w:rPr>
+          <w:b/>
+        </w:rPr>
+        <w:t>Gräddporing (VU)</w:t>
+      </w:r>
+      <w:r>
+        <w:t xml:space="preserve"> växer nästan enbart i urskogsartad barrskog på gamla, kraftigt murkna, grova och mossbelupna tallågor i något fuktiga och skuggiga lägen. Arten är placerad högst upp i Skogsstyrelsens värdepyramid för bedömning av skog med höga naturvärden och indikerar gamla och relativt orörda tallnaturskogar med höga naturvärden där det under låg tid kontinuerligt funnits inslag av grova tallågor. För att på sikt hejda artens vikande trend behöver merparten av gräddporingens nu kända växtplatser undantas från skogsbruk. Gräddporing är typisk art för </w:t>
+      </w:r>
+      <w:r>
+        <w:rPr>
+          <w:i/>
+        </w:rPr>
+        <w:t>9010 Taiga</w:t>
+      </w:r>
+      <w:r>
+        <w:t xml:space="preserve"> (SLU Artdatabanken, 2024; Nitare &amp; Skogsstyrelsen, 2019).</w:t>
       </w:r>
     </w:p>
     <w:p>
@@ -617,7 +344,43 @@
         <w:t>Knärot (VU, §8)</w:t>
       </w:r>
       <w:r>
-        <w:t xml:space="preserve"> är rödlistad som sårbar och fridlyst enligt 8§ artskyddsförordningen. En nyligen genomförd analys av 79 floraväktarlokaler indikerar att det behövs någonstans mellan 100 och 150 meters skyddszon för att en knärotspopulation inte ska dö ut på lång sikt (Sebestyén &amp; Sundberg, 2025). Detta ligger väl i linje med tidigare genomförda studier som visar att det krävs väl tilltagna buffertzoner för att knäroten inte ska ta skada av skogsbruksåtgärder i intilliggande skog (Johnson, 2014; Koelmeijer m.fl., 2022; Skogsstyrelsen, 2022). Arten är även känslig för gallring vilket framgår av Skogsstyrelsens egen vägledning för hänsyn till knärot (Skogsstyrelsen, 2022). För rika förekomster av knärot är reservatsbildning eller biotopskydd lämpliga åtgärder för att skydda den (SLU Artdatabanken, 2024).</w:t>
+        <w:t xml:space="preserve"> är typisk art för </w:t>
+      </w:r>
+      <w:r>
+        <w:rPr>
+          <w:i/>
+        </w:rPr>
+        <w:t xml:space="preserve">9010 Taiga </w:t>
+      </w:r>
+      <w:r>
+        <w:t>och</w:t>
+      </w:r>
+      <w:r>
+        <w:rPr>
+          <w:i/>
+        </w:rPr>
+        <w:t xml:space="preserve"> 9050 Näringsrik granskog</w:t>
+      </w:r>
+      <w:r>
+        <w:t xml:space="preserve">, rödlistad som sårbar och fridlyst enligt 8§ artskyddsförordningen. En nyligen genomförd analys av 79 floraväktarlokaler indikerar att det behövs någonstans mellan 100 och 150 meters skyddszon för att en knärotspopulation inte ska dö ut på lång sikt (Sebestyén &amp; Sundberg, 2025). Detta ligger väl i linje med tidigare genomförda studier som visar att det krävs väl tilltagna buffertzoner för att knäroten inte ska ta skada av skogsbruksåtgärder i intilliggande skog (Johnson, 2014; Koelmeijer m.fl., 2022; Skogsstyrelsen, 2022). Arten är även känslig för gallring vilket framgår av Skogsstyrelsens egen vägledning för hänsyn till knärot (Skogsstyrelsen, 2022). Ytterligare en studie visar på den starka korrelationen mellan minskande arealer kontinuitetsskog och lokal utdöenderisk. Knäroten uppvisade en mycket låg koloniseringsgrad (0,7 % över 10 år) i kombination med hög lokal utrotningsrisk (75,2 %), där utrotningssannolikheten ökade kraftigt när arealen kontinuitetsskog minskade mellan undersökningar, t.ex. på grund av kalhyggesbruk (Johansson et al., 2026). För rika förekomster av knärot är reservatsbildning eller biotopskydd lämpliga åtgärder för att skydda den. På knärot kan den sällsynta rostsvampen </w:t>
+      </w:r>
+      <w:r>
+        <w:rPr>
+          <w:i/>
+        </w:rPr>
+        <w:t>Pucciniastrum goodyerae</w:t>
+      </w:r>
+      <w:r>
+        <w:t xml:space="preserve"> påträffas. </w:t>
+      </w:r>
+      <w:r>
+        <w:rPr>
+          <w:i/>
+        </w:rPr>
+        <w:t>Pucciniastrum goodyerae</w:t>
+      </w:r>
+      <w:r>
+        <w:t xml:space="preserve"> är klassad som NE (ej bedömd) i rödlistan (SLU Artdatabanken, 2024).</w:t>
       </w:r>
     </w:p>
     <w:p>
@@ -632,7 +395,7 @@
       <w:r>
         <w:drawing>
           <wp:inline xmlns:a="http://schemas.openxmlformats.org/drawingml/2006/main" xmlns:pic="http://schemas.openxmlformats.org/drawingml/2006/picture">
-            <wp:extent cx="5486400" cy="4311801"/>
+            <wp:extent cx="5486400" cy="4728484"/>
             <wp:docPr id="2" name="Picture 2"/>
             <wp:cNvGraphicFramePr>
               <a:graphicFrameLocks noChangeAspect="1"/>
@@ -653,7 +416,7 @@
                   <pic:spPr>
                     <a:xfrm>
                       <a:off x="0" y="0"/>
-                      <a:ext cx="5486400" cy="4311801"/>
+                      <a:ext cx="5486400" cy="4728484"/>
                     </a:xfrm>
                     <a:prstGeom prst="rect"/>
                   </pic:spPr>
@@ -667,19 +430,632 @@
     <w:p>
       <w:pPr>
         <w:pStyle w:val="Caption"/>
+        <w:spacing w:after="240"/>
       </w:pPr>
       <w:r>
         <w:t>Figur 2. Fyndplatser och buffertzoner för knärot i det avverkningsanmälda området. Endast fyndplatser vars buffertzoner överlappar med det avverkningsanmälda området har tagits med i visualiseringen. Kartans mittpunktskoordinat är N 7090320, E 669552 i SWEREF 99 TM.</w:t>
       </w:r>
     </w:p>
     <w:p>
-      <w:pPr>
-        <w:pStyle w:val="Caption"/>
-      </w:pPr>
+      <w:r>
+        <w:rPr>
+          <w:b/>
+        </w:rPr>
+        <w:t xml:space="preserve">Ostticka (VU) </w:t>
+      </w:r>
+      <w:r>
+        <w:t xml:space="preserve">växer huvudsakligen på grova granlågor i urskogsartad barrskog. Växtplatserna ligger vanligtvis i brandrefugiala områden med relativt hög luftfuktighet där skogen under lång tid haft en intern beståndsdynamik med successivt avdöende träd. Alla skogsskötselåtgärder på eller i omedelbar närhet av lokalerna inverkar negativt på artens fortlevnad. Ostticka är typisk art för </w:t>
+      </w:r>
+      <w:r>
+        <w:rPr>
+          <w:i/>
+        </w:rPr>
+        <w:t xml:space="preserve">9010 Taiga </w:t>
+      </w:r>
+      <w:r>
+        <w:t xml:space="preserve">och </w:t>
+      </w:r>
+      <w:r>
+        <w:rPr>
+          <w:i/>
+        </w:rPr>
+        <w:t>9030 Landhöjningsskog</w:t>
+      </w:r>
+      <w:r>
+        <w:t xml:space="preserve"> (SLU Artdatabanken, 2024; Nitare &amp; Skogsstyrelsen, 2019).</w:t>
+      </w:r>
     </w:p>
     <w:p>
       <w:r>
-        <w:t>I BILAGA 1 finns mer detaljerad information om ekologi samt krav på livsmiljö hos fridlysta arter.</w:t>
+        <w:rPr>
+          <w:b/>
+        </w:rPr>
+        <w:t xml:space="preserve">Skrovlig taggsvamp (VU) </w:t>
+      </w:r>
+      <w:r>
+        <w:t>bildar mykorrhiza med tall i äldre tallskog, framför allt på tallhed. Den växer huvudsakligen i äldre barrskog som hotas av slutavverkning. Genom att äldre barrskogar och naturskogar blir allt sällsyntare, missgynnas arten av skogsbruk. Arten ingår i ett åtgärdsprogram för hotade arter (ÅGP) och en långsiktig tillgång till svampens värdträd behöver säkras genom att växtplatserna undantas från avverkning. Skrovlig taggsvamp är globalt rödlistad som nära hotad (NT) vilket innebär att Sverige har ett internationellt ansvar för arten (IUCN, 2025; SLU Artdatabanken, 2026; Nitare, 2006).</w:t>
+      </w:r>
+    </w:p>
+    <w:p>
+      <w:r>
+        <w:rPr>
+          <w:b/>
+        </w:rPr>
+        <w:t>Smalfotad taggsvamp (VU)</w:t>
+      </w:r>
+      <w:r>
+        <w:t>, rödlistad som sårbar, växer på marken under lågor eller fallna stubbar i brandpräglad torr tallskog med lång kontinuitet. Arten är starkt associerad till kolad ved från tallar som sannolikt varit med om flera historiska skogsbränder. Detta är en process som kan ta många hundra år och det tar således mycket lång tid att återskapa lämpliga substrat. Smalfotad taggsvamp är placerad i toppen av Skogsstyrelsens värdepyramid för bedömning av skog med höga naturvärden samt globalt rödlistad som sårbar (VU) vilket innebär att Sverige har ett internationellt ansvar för arten (IUCN Redlist, 2024; Nitare &amp; Skogsstyrelsen, 2019; SLU Artdatabanken, 2024).</w:t>
+      </w:r>
+    </w:p>
+    <w:p>
+      <w:r>
+        <w:rPr>
+          <w:b/>
+        </w:rPr>
+        <w:t>Spadskinn (VU)</w:t>
+      </w:r>
+      <w:r>
+        <w:t xml:space="preserve"> är knuten till tallskogar med höga naturvärden och artens potentiella miljöer har minskat kraftigt och fortsätter att minska eftersom äldre sandtallskogar avverkas. Mykorrhiza-arter och andra marklevande svampar påverkas starkt negativt av slutavverkning då alla träd avlägsnas. Spadskinn är globalt rödlistad som sårbar (VU) vilket innebär att Sverige har ett internationellt ansvar för arten. Fler områden där arten förekommer behöver skyddas (SLU Artdatabanken, 2024; Nitare &amp; Skogsstyrelsen, 2019; IUCN, 2019).</w:t>
+      </w:r>
+    </w:p>
+    <w:p>
+      <w:r>
+        <w:rPr>
+          <w:b/>
+        </w:rPr>
+        <w:t xml:space="preserve">Ulltickeporing </w:t>
+      </w:r>
+      <w:r>
+        <w:rPr>
+          <w:b/>
+          <w:i/>
+        </w:rPr>
+        <w:t>Skeletocutis brevispora</w:t>
+      </w:r>
+      <w:r>
+        <w:rPr>
+          <w:b/>
+        </w:rPr>
+        <w:t xml:space="preserve"> (VU)</w:t>
+      </w:r>
+      <w:r>
+        <w:t>, rödlistad som sårbar, växer på ullticka (NT) i naturskogsartade granskogar. Avverkning av naturskogslika miljöer och av grova granar där ulltickeporing förekommer är ett direkt hot mot artens fortlevnad. Alla skogliga åtgärder som innebär att lågor och döda eller skadade träd tas bort missgynnar arten. På sikt är minskad tillgång till lämpligt substrat och krympande areal av naturskog ett hot, framförallt råder brist på grov ved som lågor i sena nedbrytningsstadier. Ytterligare fragmentering av skogslandskapet minskar artens möjligheter till spridning. Gamla granskogar som hyser arten undantas helt från skogsbruk (SLU Artdatabanken, 2024).</w:t>
+      </w:r>
+    </w:p>
+    <w:p>
+      <w:r>
+        <w:rPr>
+          <w:b/>
+        </w:rPr>
+        <w:t>Blanksvart spiklav (NT)</w:t>
+      </w:r>
+      <w:r>
+        <w:t xml:space="preserve"> förekommer på torr, hård, gammal kärnved men även på äldre ytved av tall i naturskogsartade bestånd med begränsad brandpåverkan och ostörd hydrologi. Skogsbruksåtgärder på eller i närheten av lokaler med blanksvart spiklav utgör ett hot. Naturskogsartade öppna tall- och barrblandskogar med blanksvart spiklav indikerar höga biologiska värden och bör bevaras (SLU Artdatabanken, 2024).</w:t>
+      </w:r>
+    </w:p>
+    <w:p>
+      <w:r>
+        <w:rPr>
+          <w:b/>
+        </w:rPr>
+        <w:t xml:space="preserve">Blå taggsvamp (NT) </w:t>
+      </w:r>
+      <w:r>
+        <w:t xml:space="preserve">är en karaktärsart i såväl örtrika kalkbarrskogar som i torra sandtallskogar där det föreligger gammal skog med långvarig trädkontinuitet. Är sällsynt och mycket kravfull i södra och mellersta Sverige. Den hotas främst av skogsavverkning och tycks försvinna efter slutavverkning, markberedning och plantering. I kalkgranskogar verkar arten vara mycket känslig. Granskogar med arten bör formellt skydddas. Blå taggsvamp (NT) är typisk art för </w:t>
+      </w:r>
+      <w:r>
+        <w:rPr>
+          <w:i/>
+        </w:rPr>
+        <w:t>9010 Taiga</w:t>
+      </w:r>
+      <w:r>
+        <w:t xml:space="preserve"> (SLU Artdatabanken, 2024; Nitare &amp; Skogsstyrelsen, 2019).</w:t>
+      </w:r>
+    </w:p>
+    <w:p>
+      <w:r>
+        <w:rPr>
+          <w:b/>
+        </w:rPr>
+        <w:t>Dropptaggsvamp (NT)</w:t>
+      </w:r>
+      <w:r>
+        <w:t xml:space="preserve"> bildar mykorrhiza med tall, främst i barrskog med trädkontinuitet, i magra, torra och ljusöppna lavtallskogar och i barrblandskogar med friskmossor och lingon i fältskiktet. Den totala populationen i landet har minskat och bedöms fortsätta minska till följd av slutavverkningar av tallskog. Det är högst oklart om arten långsiktigt kan etablera och reproducera sig i skogsbestånd som brukas med trakthyggesmetoder, markberedning, gödsling eller föryngring med förädlat plantmaterial. Uppfyller kriterierna för att bli rödlistad på grund av ny kunskap som visar att en större andel av populationen än tidigare bedömt är knuten till kontinuitetsbarrskog. Minskningstakten för den svenska populationen bedöms vara nära gränsvärdet för Sårbar (VU). Dropptaggsvamp är typisk art för </w:t>
+      </w:r>
+      <w:r>
+        <w:rPr>
+          <w:i/>
+        </w:rPr>
+        <w:t xml:space="preserve">9010 Taiga </w:t>
+      </w:r>
+      <w:r>
+        <w:t>(SLU Artdatabanken, 2026).</w:t>
+      </w:r>
+    </w:p>
+    <w:p>
+      <w:r>
+        <w:rPr>
+          <w:b/>
+        </w:rPr>
+        <w:t>Dvärgbägarlav (NT)</w:t>
+      </w:r>
+      <w:r>
+        <w:t xml:space="preserve"> förekommer över hela Sverige på gammal hård ved, huvudsakligen på tall men i södra Sverige även på ek. Veden utgörs framförallt av grova stubbar, lågor och grenar. Substratet har blivit sällsyntare och nybildning av substrat sker bara i begränsad omfattning. Arten hotas av att grova lågor blir allt sällsyntare i dagens kulturskogar samt att nybildningen av lämpliga substrat går mycket långsamt. En riklig tillgång på gamla tall- eller eklågor måste säkerställas på artens lokaler. Dvärgbägarlav är typisk art för </w:t>
+      </w:r>
+      <w:r>
+        <w:rPr>
+          <w:i/>
+        </w:rPr>
+        <w:t>9010 Taiga</w:t>
+      </w:r>
+      <w:r>
+        <w:t xml:space="preserve"> (SLU Artdatabanken, 2024; Nitare &amp; Skogsstyrelsen, 2019).</w:t>
+      </w:r>
+    </w:p>
+    <w:p>
+      <w:r>
+        <w:rPr>
+          <w:b/>
+        </w:rPr>
+        <w:t>Harticka (NT)</w:t>
+      </w:r>
+      <w:r>
+        <w:t xml:space="preserve"> är normalt en mycket bra signalart för granskogar med höga naturvärden. Även när svampen påträffas i mer påverkade skogar är det nästan alltid fråga om skogsmiljöer i sena successionsstadier med höga naturvärden. Skogsskötselåtgärder på eller i omedelbar närhet av växtplatserna kan innebära ett hot mot arten. Harticka är typisk art för </w:t>
+      </w:r>
+      <w:r>
+        <w:rPr>
+          <w:i/>
+        </w:rPr>
+        <w:t xml:space="preserve">9010 Taiga, 9050 Näringsrik granskog </w:t>
+      </w:r>
+      <w:r>
+        <w:t xml:space="preserve">och </w:t>
+      </w:r>
+      <w:r>
+        <w:rPr>
+          <w:i/>
+        </w:rPr>
+        <w:t>9030 Landhöjningsskog</w:t>
+      </w:r>
+      <w:r>
+        <w:t xml:space="preserve"> (SLU Artdatabanken, 2024; Nitare &amp; Skogsstyrelsen, 2019).</w:t>
+      </w:r>
+    </w:p>
+    <w:p>
+      <w:r>
+        <w:rPr>
+          <w:b/>
+        </w:rPr>
+        <w:t>Kolflarnlav (NT)</w:t>
+      </w:r>
+      <w:r>
+        <w:t xml:space="preserve"> är brandberoende och växer nästan uteslutande på kolad hård kärnved av tall. Etableringen verkar ske först 100–300 år efter brand och nytt substrat nybildas i mycket begränsad omfattning. Avverkning av tallskog av naturskogskaraktär med spår av återkommande bränder är ett hot och mängden lämplig ved att växa på för arten minskar dels på grund av naturlig nedbrytning men framförallt på grund av att det förstörs i samband med slutavverkningar, gallringar och markberedning. Såväl kolflarnlav som mörk kolflarnlav har glänsande bålfjäll och förekommer främst i tall- och blandbarrskogar av naturskogskaraktär med spår av återkommande bränder. Skogar som dessa hyser höga biologiska värden och bör skyddas. Kolflarnlav är typisk art för </w:t>
+      </w:r>
+      <w:r>
+        <w:rPr>
+          <w:i/>
+        </w:rPr>
+        <w:t>9010 Taiga</w:t>
+      </w:r>
+      <w:r>
+        <w:t xml:space="preserve"> (SLU Artdatabanken, 2024).</w:t>
+      </w:r>
+    </w:p>
+    <w:p>
+      <w:r>
+        <w:rPr>
+          <w:b/>
+        </w:rPr>
+        <w:t>Kötticka (NT)</w:t>
+      </w:r>
+      <w:r>
+        <w:t xml:space="preserve"> är granens kötticka och har klassificerats som ”gammelskogsindikator”, då den förekommer med ett tydligt optimum i äldre barrskogar, främst fuktiga granskogar. Den har högst signalvärde söder om den naturliga norrlandsgränsen </w:t>
+      </w:r>
+      <w:r>
+        <w:rPr>
+          <w:i/>
+        </w:rPr>
+        <w:t>limes norrlandicus</w:t>
+      </w:r>
+      <w:r>
+        <w:t>, men signalerar vanligtvis höga naturvärden även i Norrland. Arten är knuten till miljöer med konstant luftfuktighet och känslig för uttorkning som en avverkning kan medföra. Den totala populationen bedöms därför ha minskat under de senaste 30 åren och fortsätter att minska i takt med att grankontinuitetsskogar (skogar som inte kalavverkats) minskar i areal, samtidigt som att lämpliga miljöer inte återskapas i samma takt (SLU Artdatabanken, 2024; Nitare &amp; Skogsstyrelsen, 2019).</w:t>
+      </w:r>
+    </w:p>
+    <w:p>
+      <w:r>
+        <w:rPr>
+          <w:b/>
+        </w:rPr>
+        <w:t>Mörk kolflarnlav (NT)</w:t>
+      </w:r>
+      <w:r>
+        <w:t xml:space="preserve"> är brandberoende och växer nästan uteslutande på kolad hård kärnved av tall. Arten förekommer främst i glesa, öppna tall- och blandbarrskogar av naturskogskaraktär och etableringen verkar ske sent efter brand, kanske först efter 100–300 år. Mörk kolflarnlav indikerar skog med höga naturvärden och vanligast är att den påträffas på rester av nedbrunna torrakor och högstubbar och lågstubbar som är så grova att hela innandömet är urbränt. Tall- och blandbarrskogar av naturskogskaraktär med spår av återkommande bränder hyser höga biologiska värden och bör skyddas (SLU Artdatabanken, 2024).</w:t>
+      </w:r>
+    </w:p>
+    <w:p>
+      <w:r>
+        <w:rPr>
+          <w:b/>
+        </w:rPr>
+        <w:t>Nordtagging (NT)</w:t>
+      </w:r>
+      <w:r>
+        <w:t xml:space="preserve"> växer främst på tallågor av grövre dimensioner och påträffas huvudsakligen i äldre skog som inte kalavverkats. Nordtaggingen missgynnas av att områden med äldre tallskog har minskat starkt. Bekämpning av skogsbränder, samtidigt som skogsbruket omvandlar naturligt glesa tallbestånd till likartade och betydligt tätare bestånd, har missgynnat arten. Bristen på gamla tallågor utgör på sikt ett allvarligt hot och återskapandet av lämpliga biotoper tar mycket lång tid. Områden med olikåldriga bestånd av tall och med stort inslag av äldre träd bör undantas från skoglig produktion (SLU Artdatabanken, 2024).</w:t>
+      </w:r>
+    </w:p>
+    <w:p>
+      <w:r>
+        <w:rPr>
+          <w:b/>
+        </w:rPr>
+        <w:t xml:space="preserve">Orange taggsvamp (NT) </w:t>
+      </w:r>
+      <w:r>
+        <w:t xml:space="preserve">bildar mykorrhiza med både gran och tall och den förekommer främst i äldre barrskogar med kontinuitetsskogskaraktär. Mest frekvent är den i äldre mossrik granskog, men då bara i skogar inom granens naturliga utbredningsområde och i bestånd med långvarig grankontinuitet. Den totala populationen i landet bedöms ha minskat kraftigt och fortsatt kommer att minska då arten är knuten till en produktiv skogsmiljö som successivt avverkas. Arten hotas främst av skogsavverkning och tycks försvinna efter slutavverkning, markberedning och plantering och det är inte känt att arten har återkommit i anlagd skog på tidigare kalmark. Orange taggsvamp är typisk art för </w:t>
+      </w:r>
+      <w:r>
+        <w:rPr>
+          <w:i/>
+        </w:rPr>
+        <w:t>9010 Taiga</w:t>
+      </w:r>
+      <w:r>
+        <w:t xml:space="preserve"> (SLU Artdatabanken, 2024).</w:t>
+      </w:r>
+    </w:p>
+    <w:p>
+      <w:r>
+        <w:rPr>
+          <w:b/>
+        </w:rPr>
+        <w:t>Reliktbock (NT)</w:t>
+      </w:r>
+      <w:r>
+        <w:t xml:space="preserve"> är en skalbagge vars larvutveckling sker i tjock, solexponerad skorpbark på gamla, levande tallar. Ofta i träd som under längre tid stått fritt och öppet, t.ex. i kantzoner i odlingslandskap, längs stränder och åsar, men också i gles, gammal tallskog på mager mark. Arten är brandgynnad genom att omgivande småträd och buskar försvinner vid lågintensiva bränder samtidigt som gamla tallar överlever och förblir solexponerade. Minskningstakten för den svenska populationen bedöms vara nära gränsvärdet för Sårbar (VU) och i den europeiska rödlistan är reliktbock rödlistad som Sårbar (VU) vilket innebär att Sverige har ett internationellt ansvar för arten. Gamla tallskogar bör få ett långsiktigt skydd, och inte slutavverkas. Reliktbock är typisk art för </w:t>
+      </w:r>
+      <w:r>
+        <w:rPr>
+          <w:i/>
+        </w:rPr>
+        <w:t>9010 Taiga</w:t>
+      </w:r>
+      <w:r>
+        <w:t xml:space="preserve"> och</w:t>
+      </w:r>
+      <w:r>
+        <w:rPr>
+          <w:i/>
+        </w:rPr>
+        <w:t xml:space="preserve"> 9060 Åsbarrskog</w:t>
+      </w:r>
+      <w:r>
+        <w:t xml:space="preserve"> (SLU Artdatabanken, 2024; IUCN, 2016).</w:t>
+      </w:r>
+    </w:p>
+    <w:p>
+      <w:r>
+        <w:rPr>
+          <w:b/>
+        </w:rPr>
+        <w:t>Rosenticka (NT)</w:t>
+      </w:r>
+      <w:r>
+        <w:t xml:space="preserve">, rödlistad som nära hotad, ingår i en karaktäristisk association av vedsvampar som växer på gamla, grova granlågor i urskogsartade barrskogar. Den är placerad i toppen av Skogsstyrelsens värdepyramid för bedömning av skog med höga naturvärden och indikerar ett granskogsekosystem med långvarig kontinuitet av grova lågor. Artens beroende av grova granlågor innebär att alla skogsskötselåtgärder på eller i omedelbar närhet av lokalerna utgör ett hot på lång sikt. Det är angeläget att populationerna inte ytterligare glesas ut och ett tillräckligt antal områden där arten nu finns måste sparas för framtiden. Rosenticka är typisk art för </w:t>
+      </w:r>
+      <w:r>
+        <w:rPr>
+          <w:i/>
+        </w:rPr>
+        <w:t xml:space="preserve">9010 Taiga </w:t>
+      </w:r>
+      <w:r>
+        <w:t xml:space="preserve">och </w:t>
+      </w:r>
+      <w:r>
+        <w:rPr>
+          <w:i/>
+        </w:rPr>
+        <w:t>9050 Näringsrik granskog</w:t>
+      </w:r>
+      <w:r>
+        <w:t xml:space="preserve"> (Nitare &amp; Skogsstyrelsen, 2019; SLU Artdatabanken, 2024).</w:t>
+      </w:r>
+    </w:p>
+    <w:p>
+      <w:r>
+        <w:rPr>
+          <w:b/>
+        </w:rPr>
+        <w:t>Rynkskinn (NT)</w:t>
+      </w:r>
+      <w:r>
+        <w:t xml:space="preserve"> är en vednedbrytare som växer på grova granlågor och ingår i en karaktäristisk association av vedsvampar knutna till urskogsartade barrskogar. Den har klassificerats som en “urskogsindikator” och är placerad i toppen av Skogsstyrelsens värdepyramid för bedömning av skog med höga naturvärden. Allt tyder på att rynkskinn är mycket känslig för skogliga ingrepp och lokalerna, som oftast har höga biologiska kvaliteter, bör lämnas till fri utveckling. Rynkskinn är typisk art för </w:t>
+      </w:r>
+      <w:r>
+        <w:rPr>
+          <w:i/>
+        </w:rPr>
+        <w:t xml:space="preserve">9010 Taiga, 9050 Näringsrik granskog </w:t>
+      </w:r>
+      <w:r>
+        <w:t>och</w:t>
+      </w:r>
+      <w:r>
+        <w:rPr>
+          <w:i/>
+        </w:rPr>
+        <w:t xml:space="preserve"> 9030 Landhöjningsskog</w:t>
+      </w:r>
+      <w:r>
+        <w:t xml:space="preserve"> (Nitare &amp; Skogsstyrelsen, 2019; SLU Artdatabanken, 2026).</w:t>
+      </w:r>
+    </w:p>
+    <w:p>
+      <w:r>
+        <w:rPr>
+          <w:b/>
+        </w:rPr>
+        <w:t xml:space="preserve">Skarp dropptaggsvamp (NT) </w:t>
+      </w:r>
+      <w:r>
+        <w:t>bildar mykorrhiza med både gran och tall, främst i barrskogar med trädkontinuitet. Arten uppträder dels i näringsrik kalkbarrskog och dels i sur lavtallskog. Kalkbarrskogarna är ofta grandominerade, olikåldriga och skiktade på frisk mark med ett örtrikt vegetationsskikt. Lavtallskogarna är i regel magra, torra, ljusöppna och ofta brandpräglade. Den totala populationen i landet har minskat och bedöms fortsätta minska till följd av avverkning av äldre barrskogar. Arten har begränsad förmåga att återetablera sig efter slutavverkning eller andra storskaliga skogsbruksåtgärder. Det saknas indikationer på att arten långsiktigt kan etablera eller reproducera sig i skogsbestånd som brukas med metoder som trakthyggesbruk, markberedning, gödsling eller föryngring med förädlat plantmaterial. Minskningstakten för den svenska populationen bedöms vara nära gränsvärdet för Sårbar (VU) (SLU Artdatabanken, 2026).</w:t>
+      </w:r>
+    </w:p>
+    <w:p>
+      <w:r>
+        <w:rPr>
+          <w:b/>
+        </w:rPr>
+        <w:t>Stiftgelélav (NT)</w:t>
+      </w:r>
+      <w:r>
+        <w:t xml:space="preserve"> växer på gamla aspar och sälgar i blandskogar med hög luftfuktighet. Slutavverkning och vedhuggning är de största hoten och lokaler bör undantas från rationell skogsskötsel. På lång sikt måste inslaget av asp öka i svensk skog. Stiftgelélav är typisk art för </w:t>
+      </w:r>
+      <w:r>
+        <w:rPr>
+          <w:i/>
+        </w:rPr>
+        <w:t>9010 Taiga</w:t>
+      </w:r>
+      <w:r>
+        <w:t xml:space="preserve"> (SLU Artdatabanken, 2024).</w:t>
+      </w:r>
+    </w:p>
+    <w:p>
+      <w:r>
+        <w:rPr>
+          <w:b/>
+        </w:rPr>
+        <w:t>Tallriska (NT)</w:t>
+      </w:r>
+      <w:r>
+        <w:t xml:space="preserve"> bildar mykorrhiza med tall och växer i äldre, mager och torr tallskog med lång trädkontinuitet, såsom tallhedar och sandtallskogar. Arten hotas huvudsakligen av avverkning av äldre tallskogar och på kända lokaler bör slutavverkning, markberedning och gödsling undvikas (SLU Artdatabanken, 2024).</w:t>
+      </w:r>
+    </w:p>
+    <w:p>
+      <w:r>
+        <w:rPr>
+          <w:b/>
+        </w:rPr>
+        <w:t xml:space="preserve">Talltaggsvamp (NT) </w:t>
+      </w:r>
+      <w:r>
+        <w:t>förekommer främst i tallnaturskogar eller tallskogar av kontinuitetsskogskaraktär där den bildar mykorrhiza med tall. Särskilt frekvent är den i sandtallskogar med inslag av gamla träd, t.ex. på grusåsar, stränder och sandhedar. Arten hotas främst av skogsavverkning och tycks försvinna efter slutavverkning, markberedning och plantering. Talltaggsvamp är globalt rödlistad som nära hotad (NT) vilket innebär att Sverige har ett internationellt ansvar för arten (IUCN, 2025; SLU Artdatabanken, 2024).</w:t>
+      </w:r>
+    </w:p>
+    <w:p>
+      <w:r>
+        <w:rPr>
+          <w:b/>
+        </w:rPr>
+        <w:t xml:space="preserve">Tallticka (NT) </w:t>
+      </w:r>
+      <w:r>
+        <w:t xml:space="preserve">uppträder först på tallar som är 100–150 år gamla men är vanligast på träd som är runt 150–200 år eller äldre. I skogslandskapet är den främst knuten till tallnaturskogar och restbiotoper med biologiskt gamla träd och signalerar vanligtvis skyddsvärda tallbestånd med höga naturvärden. Tallticka är typisk art för </w:t>
+      </w:r>
+      <w:r>
+        <w:rPr>
+          <w:i/>
+        </w:rPr>
+        <w:t xml:space="preserve">9010 Taiga </w:t>
+      </w:r>
+      <w:r>
+        <w:t xml:space="preserve">och </w:t>
+      </w:r>
+      <w:r>
+        <w:rPr>
+          <w:i/>
+        </w:rPr>
+        <w:t>9060 Åsbarrskog</w:t>
+      </w:r>
+      <w:r>
+        <w:t xml:space="preserve"> (SLU Artdatabanken, 2023; Nitare &amp; Skogsstyrelsen, 2019).</w:t>
+      </w:r>
+    </w:p>
+    <w:p>
+      <w:r>
+        <w:rPr>
+          <w:b/>
+        </w:rPr>
+        <w:t>Ullticka (NT)</w:t>
+      </w:r>
+      <w:r>
+        <w:t xml:space="preserve"> är knuten till restbestånd av barrnaturskog och förekommer med ett tydligt optimum i orörda eller måttligt påverkade gamla granskogar där det föreligger viss kontinuitet av grov död ved. Ullticka är en bra signalart inom hela sitt utbredningsområde och i södra Sverige är den sällsynt och en god signalart för skyddsvärda granskogsmiljöer. Den hotas av avverkning och fragmentering av naturskog och äldre granskog med lång trädkontinuitet. På ullticka kan ibland ulltickeporing (VU) påträffas - det är en sällsynt ticka som nyligen delats upp i de tre olika arterna ulltickeporing </w:t>
+      </w:r>
+      <w:r>
+        <w:rPr>
+          <w:i/>
+        </w:rPr>
+        <w:t xml:space="preserve">Skeletocutis brevispora </w:t>
+      </w:r>
+      <w:r>
+        <w:t>(VU)</w:t>
+      </w:r>
+      <w:r>
+        <w:rPr>
+          <w:i/>
+        </w:rPr>
+        <w:t>, Skeletocutis delicata</w:t>
+      </w:r>
+      <w:r>
+        <w:t xml:space="preserve"> (VU)</w:t>
+      </w:r>
+      <w:r>
+        <w:rPr>
+          <w:i/>
+        </w:rPr>
+        <w:t xml:space="preserve"> och Skeletocutis exilis</w:t>
+      </w:r>
+      <w:r>
+        <w:t xml:space="preserve"> (NT). Ullticka är typisk art för </w:t>
+      </w:r>
+      <w:r>
+        <w:rPr>
+          <w:i/>
+        </w:rPr>
+        <w:t xml:space="preserve">9010 Taiga, 9050 Näringsrik granskog </w:t>
+      </w:r>
+      <w:r>
+        <w:t xml:space="preserve">och </w:t>
+      </w:r>
+      <w:r>
+        <w:rPr>
+          <w:i/>
+        </w:rPr>
+        <w:t>9030 Landhöjningsskog</w:t>
+      </w:r>
+      <w:r>
+        <w:t xml:space="preserve"> (SLU Artdatabanken, 2026; Nitare &amp; Skogsstyrelsen, 2019; Miettinen &amp; Niemelä, 2018).</w:t>
+      </w:r>
+    </w:p>
+    <w:p>
+      <w:r>
+        <w:rPr>
+          <w:b/>
+        </w:rPr>
+        <w:t xml:space="preserve">Vaddporing (NT) </w:t>
+      </w:r>
+      <w:r>
+        <w:t>är en brunrötande vednedbrytare som hittas på undersidan av liggande murken tallved i olika former. Substratet utgörs framför allt av den typ av hård, kådimpregnerad och ofta kolad tallved som skapas i brandpräglad skog. Vedtypen nybildas i mycket liten omfattning och det är sannolikt att arten upplever en utdöendeskuld. För att garantera artens fortlevnad bör man både säkra att artens växtplatser hålls intakta samt att långsiktigt säkerställa att ny ved tillkommer, allra helst i omedelbar anslutning till artens växtplatser. Skoglig gallring och annat uttag av virke innebär ett hot mot arten (SLU Artdatabanken, 2024).</w:t>
+      </w:r>
+    </w:p>
+    <w:p>
+      <w:r>
+        <w:rPr>
+          <w:b/>
+        </w:rPr>
+        <w:t>Vedflamlav (NT)</w:t>
+      </w:r>
+      <w:r>
+        <w:t xml:space="preserve"> växer på gammal hård och torr, exponerad kärnved av tall, främst på högstubbar i ljusöppna lägen, t.ex. vid och på myrar, sjökanter, i glesa hällmarkskogar och i brandpräglade tallnaturskogar. Substratet nyskapas i begränsad omfattning och arten är en utmärkt indikator på höga naturvärden i denna skogstyp. Tall- och barrblandskogar med naturskogskaraktär och spår av bränder har ofta höga biologiska värden och bör skyddas. På vedflamlavens bål kan den sällsynta spiklaven/parasiten </w:t>
+      </w:r>
+      <w:r>
+        <w:rPr>
+          <w:i/>
+        </w:rPr>
+        <w:t>Calicium ramboldiicola</w:t>
+      </w:r>
+      <w:r>
+        <w:t xml:space="preserve"> (VU) påträffas (SLU Artdatabanken, 2026).</w:t>
+      </w:r>
+    </w:p>
+    <w:p>
+      <w:r>
+        <w:rPr>
+          <w:b/>
+        </w:rPr>
+        <w:t>Vedskivlav (NT)</w:t>
+      </w:r>
+      <w:r>
+        <w:t xml:space="preserve"> växer på gammal, torr, exponerad, hård kärnved av framförallt tall i naturskogsartade bestånd. Avverkning av tallskog av naturskogskaraktär med spår av återkommande bränder är ett hot. Mängden lämplig ved att växa på för vedskivlav minskar, dels på grund av naturlig nedbrytning men framförallt på grund av att de förstörs i samband med slutavverkningar, gallringar och markberedning. Tall- och blandbarrskogar av naturskogskaraktär med spår av återkommande bränder bör skyddas. Vedskivlav är typisk art för </w:t>
+      </w:r>
+      <w:r>
+        <w:rPr>
+          <w:i/>
+        </w:rPr>
+        <w:t>9010 Taiga</w:t>
+      </w:r>
+      <w:r>
+        <w:t xml:space="preserve"> (SLU Artdatabanken, 2024).</w:t>
+      </w:r>
+    </w:p>
+    <w:p>
+      <w:r>
+        <w:rPr>
+          <w:b/>
+        </w:rPr>
+        <w:t>Vitgrynig nållav (NT)</w:t>
+      </w:r>
+      <w:r>
+        <w:t xml:space="preserve"> växer nästan uteslutande på bark av gamla, senvuxna granar i skuggiga lägen med hög och jämn luftfuktighet. Den vanligaste naturtypen för arten är kontinuitetsskogar på frisk mark men den finns också i sumpgranskogar. På lång sikt utgör avverkningar av olikåldriga granskogar av naturskogskaraktär ett allvarligt hot mot arten och skogsbruksåtgärder på eller i närheten av växtplatserna bör undvikas. Naturskogsartade, fuktiga granskogar med förekomster av arten signalerar höga biologiska värden och bör bevaras (SLU Artdatabanken, 2024; Nitare &amp; Skogsstyrelsen, 2019).</w:t>
+      </w:r>
+    </w:p>
+    <w:p>
+      <w:r>
+        <w:rPr>
+          <w:b/>
+        </w:rPr>
+        <w:t xml:space="preserve">Vedticka </w:t>
+      </w:r>
+      <w:r>
+        <w:t xml:space="preserve">är en bra signalart söder om den naturliga norrlandsgränsen. Den är huvudsakligen knuten till äldre barrskogar där det föreligger långvarig kontinuitet av död barrved. Vedticka är typisk art för </w:t>
+      </w:r>
+      <w:r>
+        <w:rPr>
+          <w:i/>
+        </w:rPr>
+        <w:t xml:space="preserve">9010 Taiga </w:t>
+      </w:r>
+      <w:r>
+        <w:t>(Nitare &amp; Skogsstyrelsen, 2019; SLU Artdatabanken, 2025).</w:t>
+      </w:r>
+    </w:p>
+    <w:p>
+      <w:r>
+        <w:rPr>
+          <w:b/>
+        </w:rPr>
+        <w:t xml:space="preserve">Svart taggsvamp agg. </w:t>
+      </w:r>
+      <w:r>
+        <w:t xml:space="preserve">har visat sig bestå av fyra olika arter: </w:t>
+      </w:r>
+      <w:r>
+        <w:rPr>
+          <w:i/>
+        </w:rPr>
+        <w:t>Phellodon melilotinus</w:t>
+      </w:r>
+      <w:r>
+        <w:t xml:space="preserve"> (VU), </w:t>
+      </w:r>
+      <w:r>
+        <w:rPr>
+          <w:i/>
+        </w:rPr>
+        <w:t>Phellodon aquiloniniger</w:t>
+      </w:r>
+      <w:r>
+        <w:t xml:space="preserve"> (NT), </w:t>
+      </w:r>
+      <w:r>
+        <w:rPr>
+          <w:i/>
+        </w:rPr>
+        <w:t>Phellodon frondosoniger</w:t>
+      </w:r>
+      <w:r>
+        <w:t xml:space="preserve"> (NT) och svart taggsvamp </w:t>
+      </w:r>
+      <w:r>
+        <w:rPr>
+          <w:i/>
+        </w:rPr>
+        <w:t>Phellodon niger</w:t>
+      </w:r>
+      <w:r>
+        <w:t xml:space="preserve"> (NT). De olika arterna är mykorrhizasvampar med olika utbredning och ekologi som kan påträffas både i barr- och lövskogar. Samtliga arterna är rödlistade och signalerar skogsområden med höga naturvärden (SLU Artdatabanken, 2026; Nitare &amp; Skogsstyrelsen, 2019).</w:t>
       </w:r>
     </w:p>
     <w:p>
@@ -780,7 +1156,7 @@
         <w:rPr>
           <w:i/>
         </w:rPr>
-        <w:t>I det avverkningsanmälda skogsområdet har 34 rödlistade arter och signalarter påträffats. Detta ska jämföras med Skogsstyrelsens uppföljning 2017 av nyckelbiotoper som visade att man i genomsnitt hittar 20,6 olika rödlistade arter och signalarter i en nyckelbiotop (Wijk, S. 2017. Biologisk mångfald i nyckelbiotoper – Resultat från inventeringen “Uppföljning biologisk mångfald” 2009–2015. Rapport 4/2017 Skogsstyrelsen, Jönköping).</w:t>
+        <w:t>I det avverkningsanmälda skogsområdet har 35 rödlistade arter och signalarter påträffats. Detta ska jämföras med Skogsstyrelsens uppföljning 2017 av nyckelbiotoper som visade att man i genomsnitt hittar 20,6 olika rödlistade arter och signalarter i en nyckelbiotop (Wijk, S. 2017. Biologisk mångfald i nyckelbiotoper – Resultat från inventeringen “Uppföljning biologisk mångfald” 2009–2015. Rapport 4/2017 Skogsstyrelsen, Jönköping).</w:t>
       </w:r>
     </w:p>
     <w:p>
@@ -809,7 +1185,7 @@
         <w:rPr>
           <w:i/>
         </w:rPr>
-        <w:t>I det avverkningsanmälda skogsområdet har 34 naturvårdsarter varav 30 rödlistade arter sina livsmiljöer och växtplatser.</w:t>
+        <w:t>I det avverkningsanmälda skogsområdet har 36 naturvårdsarter varav 33 rödlistade arter sina livsmiljöer och växtplatser.</w:t>
       </w:r>
     </w:p>
     <w:p>
@@ -1021,12 +1397,30 @@
     </w:p>
     <w:p>
       <w:r>
-        <w:t>Knärot är fridlyst enligt 8 och 15 §§ artskyddsförordningen och klassad som sårbar (VU) enligt rödlistan 2020. Knärot är beroende av hög och jämn luftfuktighet i gamla, ostörda skogsmiljöer och är känslig för snabba förändringar av ljus-/vindförhållanden eller uttorkning. På grund av ett alltför intensivt skogsbruk har den minskat med 40 (25–50) % under de senaste 60 åren och i framtiden bedöms minskningstakten uppgå till 30 (20–40) %. Till följd av att arten har en dokumenterat högre minskningstakt i förhållande till sin generationstid än vad som tidigare varit känt (data från Riksskogstaxeringen) höjdes den till hotkategori sårbar (VU) i rödlistan 2020 (SLU Artdatabanken, 2024).</w:t>
+        <w:t xml:space="preserve">Knärot är typisk art för </w:t>
+      </w:r>
+      <w:r>
+        <w:rPr>
+          <w:i/>
+        </w:rPr>
+        <w:t xml:space="preserve">9010 Taiga </w:t>
+      </w:r>
+      <w:r>
+        <w:t>och</w:t>
+      </w:r>
+      <w:r>
+        <w:rPr>
+          <w:i/>
+        </w:rPr>
+        <w:t xml:space="preserve"> 9050 Näringsrik granskog</w:t>
+      </w:r>
+      <w:r>
+        <w:t>, fridlyst enligt 8 och 15 §§ artskyddsförordningen och klassad som sårbar (VU) enligt rödlistan 2020. Knärot är beroende av hög och jämn luftfuktighet i gamla, ostörda skogsmiljöer och är känslig för snabba förändringar av ljus-/vindförhållanden eller uttorkning. På grund av ett alltför intensivt skogsbruk har den minskat med 40 (25–50) % under de senaste 60 åren och i framtiden bedöms minskningstakten uppgå till 30 (20–40) %. Till följd av att arten har en dokumenterat högre minskningstakt i förhållande till sin generationstid än vad som tidigare varit känt (data från Riksskogstaxeringen) höjdes den till hotkategori sårbar (VU) i rödlistan 2020 (SLU Artdatabanken, 2024).</w:t>
       </w:r>
     </w:p>
     <w:p>
       <w:r>
-        <w:t>En analys av 79 floraväktarlokaler åren 1990–2015 vilka återbesökts under 2020–2024 visade på en tydlig negativ påverkan på knärotsförekomster från större hyggen i närområdet (inom 150–200 m) vilket indikerar att kanteffekter har en stor påverkan på populationerna. Resultaten bekräftar knärotens känslighet för kanteffekter och visar vikten av att skydda större skogsbestånd för att bevara arten. Om det blir höga andelar (&gt;30%) hyggen inom 200 meter från en knärotsförekomst så ökar risken för att en knärotspopulation dör ut och det verkar det behövas någonstans mellan 100 och 150 meters skyddszon för att bevara arten på lång sikt (Sebestyén &amp; Sundberg, 2025).</w:t>
+        <w:t>En analys av 79 floraväktarlokaler åren 1990–2015 vilka återbesökts under 2020–2024 visade på en tydlig negativ påverkan på knärotsförekomster från större hyggen i närområdet (inom 150–200 m) vilket indikerar att kanteffekter har en stor påverkan på populationerna. Resultaten bekräftar knärotens känslighet för kanteffekter och visar vikten av att skydda större skogsbestånd för att bevara arten. Om det blir höga andelar (&gt;30%) hyggen inom 200 meter från en knärotsförekomst så ökar risken för att en knärotspopulation dör ut och det verkar det behövas någonstans mellan 100 och 150 meters skyddszon för att bevara arten på lång sikt (Sebestyén &amp; Sundberg, 2025). Detta stöds även av en studie (Johansson et al, 2026) baserad på data från Riksskogstaxeringen som visar att knäroten minskat med 66 % under perioden 1993–2022 samt att det finns en stark korrelation mellan minskande arealer kontinuitetsskog och lokal utdöenderisk. Knäroten uppvisade en mycket låg koloniseringsgrad (0,7 % över 10 år) i kombination med hög lokal utrotningsrisk (75,2 %), där utrotningssannolikheten ökade kraftigt när arealen kontinuitetsskog minskade mellan undersökningar, t.ex. på grund av kalhyggesbruk (Johansson et al., 2026).</w:t>
       </w:r>
     </w:p>
     <w:p>
@@ -1071,7 +1465,7 @@
     </w:p>
     <w:p>
       <w:r>
-        <w:t>En nyligen publicerad vetenskaplig uppsats av Koelmeijer m.fl. (2022) inkluderar orkidén knärots skyddsbehov. I uppsatsen berörs problemet med uttorkning för växter, bl.a. för knärot, ett problem som blivit accentuerat på grund av den pågående klimatförändringen och torra somrar, t.ex. den exceptionellt torra sommaren 2018. I uppsatsen undersöks områden med tre olika avstånd från kalhyggeskant med avseende på skydd bl.a. för knärot. Det första området har avstånd upp till 20 m från hyggeskant (Strong edge effect), det andra 20–40 m från hyggeskant (Weak edge effect) och det tredje avser större avstånd från hyggeskant, där kanteffekten anses vara försumbar (Interior). Ett resultat var att man fann stor eller mycket stor uttorkningseffekt på känsliga och rödlistade skogsarter vid de kortare avstånden till hyggeskant, medan effekt av uttorkning inte konstaterades på större avstånd (Interior). För orkidén knärot fann man en rik förekomst (upp till 0,06 dm2/m2) på stort avstånd från hyggeskant (Interior), medan förekomsten var liten eller närmast försumbar i de områden som klassificerades som Weak edge effect respektive Strong edge effect. Arbetet påpekar att de allt oftare förekommande torra somrarna ger ytterligare skäl att utöka skyddsavståndet från hyggen till den fuktkrävande arten knärot (Koelmeijer m.fl., 2022).</w:t>
+        <w:t>Ytterligare en studie (Koelmeijer m.fl., 2022) inkluderar knärotens skyddsbehov. I uppsatsen berörs problemet med uttorkning för växter, bl.a. för knärot, ett problem som blivit accentuerat på grund av den pågående klimatförändringen och torra somrar, t.ex. den exceptionellt torra sommaren 2018. I uppsatsen undersöks områden med tre olika avstånd från kalhyggeskant med avseende på skydd bl.a. för knärot. Det första området har avstånd upp till 20 m från hyggeskant (Strong edge effect), det andra 20–40 m från hyggeskant (Weak edge effect) och det tredje avser större avstånd från hyggeskant, där kanteffekten anses vara försumbar (Interior). Ett resultat var att man fann stor eller mycket stor uttorkningseffekt på känsliga och rödlistade skogsarter vid de kortare avstånden till hyggeskant, medan effekt av uttorkning inte konstaterades på större avstånd (Interior). För orkidén knärot fann man en rik förekomst (upp till 0,06 dm2/m2) på stort avstånd från hyggeskant (Interior), medan förekomsten var liten eller närmast försumbar i de områden som klassificerades som Weak edge effect respektive Strong edge effect. Arbetet påpekar att de allt oftare förekommande torra somrarna ger ytterligare skäl att utöka skyddsavståndet från hyggen till den fuktkrävande arten knärot (Koelmeijer m.fl., 2022).</w:t>
       </w:r>
     </w:p>
     <w:p>
@@ -1103,7 +1497,7 @@
         <w:t xml:space="preserve">Short-term response of the herbaceous layer within leave patches after harvest. </w:t>
       </w:r>
       <w:r>
-        <w:t>Forest Ecology and Management 257, 1014–1025</w:t>
+        <w:t>Forest Ecology and Management 257, 1014–1025.</w:t>
       </w:r>
     </w:p>
     <w:p>
@@ -1117,7 +1511,30 @@
         <w:t xml:space="preserve">Level and pattern of overstory retention interact to shape long-term responses of understories to timber harvest. </w:t>
       </w:r>
       <w:r>
-        <w:t>Ecological Applications, 22, 2049–2064</w:t>
+        <w:t>Ecological Applications, 22, 2049–2064.</w:t>
+      </w:r>
+    </w:p>
+    <w:p>
+      <w:r>
+        <w:t>Johansson, V., Jansson, M. och Bergman, K-O</w:t>
+      </w:r>
+      <w:r>
+        <w:rPr>
+          <w:i/>
+        </w:rPr>
+        <w:t>.</w:t>
+      </w:r>
+      <w:r>
+        <w:t>, 2026.</w:t>
+      </w:r>
+      <w:r>
+        <w:rPr>
+          <w:i/>
+        </w:rPr>
+        <w:t xml:space="preserve"> A 30-year population decline of a threatened forest orchid associated with old growth forests</w:t>
+      </w:r>
+      <w:r>
+        <w:t>. Department of Physics, Chemistry and Biology (IFM), Linköping University.</w:t>
       </w:r>
     </w:p>
     <w:p>
@@ -1131,7 +1548,7 @@
         <w:t>Retention Forestry as a Conservation Measure for Boreal Forest Ground Vegetation</w:t>
       </w:r>
       <w:r>
-        <w:t>. Doktorsavhandling, SLU, Uppsala</w:t>
+        <w:t>. Doktorsavhandling, SLU, Uppsala.</w:t>
       </w:r>
     </w:p>
     <w:p>
@@ -1145,7 +1562,7 @@
         <w:t xml:space="preserve">Interactive effects of drought and edge exposure on old-growth forest understory species. </w:t>
       </w:r>
       <w:r>
-        <w:t>Landscape Ecology, 37, sid 1839–1853</w:t>
+        <w:t>Landscape Ecology, 37, sid 1839–1853.</w:t>
       </w:r>
     </w:p>
     <w:p>
@@ -1173,7 +1590,7 @@
         <w:t>Påverkan på knärotslokaler från hyggen i närheten.</w:t>
       </w:r>
       <w:r>
-        <w:t xml:space="preserve"> DAPHNE 36:1 2025. Botaniska Sällskapet i Stockholm</w:t>
+        <w:t xml:space="preserve"> DAPHNE 36:1 2025. Botaniska Sällskapet i Stockholm.</w:t>
       </w:r>
     </w:p>
     <w:p>
@@ -1187,7 +1604,7 @@
         <w:t xml:space="preserve">Vägledning för hänsyn till knärot. </w:t>
       </w:r>
       <w:r>
-        <w:t>https://www.skogsstyrelsen.se/lag-och-tillsyn/artskydd/vagledningar-och-kunskapsstod-artskydd/vagledning-for-hansyn-till-knarot/</w:t>
+        <w:t>https://www.skogsstyrelsen.se/lag-och-tillsyn/artskydd/vagledningar-och-kunskapsstod-artskydd/vagledning-for-hansyn-till-knarot/.</w:t>
       </w:r>
     </w:p>
     <w:p>
@@ -1201,7 +1618,7 @@
         <w:t xml:space="preserve">Artfaktablad. Naturvård – artfakta. </w:t>
       </w:r>
       <w:r>
-        <w:t>SLU Artdatabanken, Uppsala</w:t>
+        <w:t>SLU Artdatabanken, Uppsala.</w:t>
       </w:r>
     </w:p>
     <w:p>
@@ -1223,12 +1640,12 @@
         <w:t>Skeletocutis brevispora</w:t>
       </w:r>
       <w:r>
-        <w:t xml:space="preserve"> (VU), rödlistad som sårbar, växer på ullticka (NT) i naturskogsartade granskogar. Avverkning av naturskogslika miljöer och av grova granar där ulltickeporing förekommer är ett direkt hot mot artens fortlevnad Alla skogliga åtgärder som innebär att lågor och döda eller skadade träd tas bort missgynnar arten. På sikt är minskad tillgång till lämpligt substrat och krympande areal av naturskog ett hot, framförallt råder brist på grov ved som lågor i sena nedbrytningsstadier. Ytterligare fragmentering av skogslandskapet minskar artens möjligheter till spridning. Gamla granskogar som hyser arten undantas helt från skogsbruk (SLU Artdatabanken, 2024).</w:t>
+        <w:t xml:space="preserve"> (VU), rödlistad som sårbar, växer på ullticka (NT) i naturskogsartade granskogar. Avverkning av naturskogslika miljöer och av grova granar där ulltickeporing förekommer är ett direkt hot mot artens fortlevnad Alla skogliga åtgärder som innebär att lågor och döda eller skadade träd tas bort missgynnar arten. På sikt är minskad tillgång till lämpligt substrat och krympande areal av naturskog ett hot, framförallt råder brist på grov ved som lågor i sena nedbrytningsstadier. Ytterligare fragmentering av skogslandskapet minskar artens möjligheter till spridning. Gamla granskogar som hyser arten undantas helt från skogsbruk (SLU Artdatabanken, 2026).</w:t>
       </w:r>
     </w:p>
     <w:p>
       <w:r>
-        <w:t xml:space="preserve">Ulltickeporingen har nyligen delats upp i tre olika arter: </w:t>
+        <w:t xml:space="preserve">Ulltickeporingen har nyligen delats upp i de tre olika arterna ulltickeporing </w:t>
       </w:r>
       <w:r>
         <w:rPr>
@@ -1237,16 +1654,25 @@
         <w:t xml:space="preserve">Skeletocutis brevispora </w:t>
       </w:r>
       <w:r>
-        <w:t>(ulltickeporing)</w:t>
+        <w:t>(VU)</w:t>
       </w:r>
       <w:r>
         <w:rPr>
           <w:i/>
         </w:rPr>
-        <w:t>, Skeletocutis delicata och Skeletocutis exilis</w:t>
-      </w:r>
-      <w:r>
-        <w:t xml:space="preserve"> (Miettinen &amp; Niemelä, 2018). Skeletocutis delicata och Skeletocutis exilis står för närvarande (2020) som ej bedömda i rödlistan.</w:t>
+        <w:t>, Skeletocutis delicata</w:t>
+      </w:r>
+      <w:r>
+        <w:t xml:space="preserve"> (VU)</w:t>
+      </w:r>
+      <w:r>
+        <w:rPr>
+          <w:i/>
+        </w:rPr>
+        <w:t xml:space="preserve"> och Skeletocutis exilis</w:t>
+      </w:r>
+      <w:r>
+        <w:t xml:space="preserve"> (NT) (SLU Artdatabanken, 2026; Miettinen &amp; Niemelä, 2018).</w:t>
       </w:r>
     </w:p>
     <w:p>
@@ -1273,7 +1699,7 @@
     </w:p>
     <w:p>
       <w:r>
-        <w:t xml:space="preserve">SLU Artdatabanken, 2024. </w:t>
+        <w:t xml:space="preserve">SLU Artdatabanken, 2026. </w:t>
       </w:r>
       <w:r>
         <w:rPr>
@@ -1282,7 +1708,7 @@
         <w:t xml:space="preserve">Artfaktablad. Naturvård – artfakta. </w:t>
       </w:r>
       <w:r>
-        <w:t>SLU Artdatabanken, Uppsala</w:t>
+        <w:t>SLU Artdatabanken, Uppsala.</w:t>
       </w:r>
     </w:p>
     <w:sectPr>
@@ -1303,7 +1729,7 @@
 </file>
 
 <file path=word/endnotes.xml><?xml version="1.0" encoding="utf-8"?>
-<w:endnotes xmlns:wpc="http://schemas.microsoft.com/office/word/2010/wordprocessingCanvas" xmlns:cx="http://schemas.microsoft.com/office/drawing/2014/chartex" xmlns:cx1="http://schemas.microsoft.com/office/drawing/2015/9/8/chartex" xmlns:cx2="http://schemas.microsoft.com/office/drawing/2015/10/21/chartex" xmlns:cx3="http://schemas.microsoft.com/office/drawing/2016/5/9/chartex" xmlns:cx4="http://schemas.microsoft.com/office/drawing/2016/5/10/chartex" xmlns:cx5="http://schemas.microsoft.com/office/drawing/2016/5/11/chartex" xmlns:cx6="http://schemas.microsoft.com/office/drawing/2016/5/12/chartex" xmlns:cx7="http://schemas.microsoft.com/office/drawing/2016/5/13/chartex" xmlns:cx8="http://schemas.microsoft.com/office/drawing/2016/5/14/chartex" xmlns:mc="http://schemas.openxmlformats.org/markup-compatibility/2006" xmlns:aink="http://schemas.microsoft.com/office/drawing/2016/ink" xmlns:am3d="http://schemas.microsoft.com/office/drawing/2017/model3d" xmlns:o="urn:schemas-microsoft-com:office:office" xmlns:oel="http://schemas.microsoft.com/office/2019/extlst" xmlns:r="http://schemas.openxmlformats.org/officeDocument/2006/relationships" xmlns:m="http://schemas.openxmlformats.org/officeDocument/2006/math" xmlns:v="urn:schemas-microsoft-com:vml" xmlns:wp14="http://schemas.microsoft.com/office/word/2010/wordprocessingDrawing" xmlns:wp="http://schemas.openxmlformats.org/drawingml/2006/wordprocessingDrawing" xmlns:w10="urn:schemas-microsoft-com:office:word" xmlns:w="http://schemas.openxmlformats.org/wordprocessingml/2006/main" xmlns:w14="http://schemas.microsoft.com/office/word/2010/wordml" xmlns:w15="http://schemas.microsoft.com/office/word/2012/wordml" xmlns:w16cex="http://schemas.microsoft.com/office/word/2018/wordml/cex" xmlns:w16cid="http://schemas.microsoft.com/office/word/2016/wordml/cid" xmlns:w16="http://schemas.microsoft.com/office/word/2018/wordml" xmlns:w16sdtdh="http://schemas.microsoft.com/office/word/2020/wordml/sdtdatahash" xmlns:w16se="http://schemas.microsoft.com/office/word/2015/wordml/symex" xmlns:wpg="http://schemas.microsoft.com/office/word/2010/wordprocessingGroup" xmlns:wpi="http://schemas.microsoft.com/office/word/2010/wordprocessingInk" xmlns:wne="http://schemas.microsoft.com/office/word/2006/wordml" xmlns:wps="http://schemas.microsoft.com/office/word/2010/wordprocessingShape" mc:Ignorable="w14 w15 w16se w16cid w16 w16cex w16sdtdh wp14">
+<w:endnotes xmlns:wpc="http://schemas.microsoft.com/office/word/2010/wordprocessingCanvas" xmlns:cx="http://schemas.microsoft.com/office/drawing/2014/chartex" xmlns:cx1="http://schemas.microsoft.com/office/drawing/2015/9/8/chartex" xmlns:cx2="http://schemas.microsoft.com/office/drawing/2015/10/21/chartex" xmlns:cx3="http://schemas.microsoft.com/office/drawing/2016/5/9/chartex" xmlns:cx4="http://schemas.microsoft.com/office/drawing/2016/5/10/chartex" xmlns:cx5="http://schemas.microsoft.com/office/drawing/2016/5/11/chartex" xmlns:cx6="http://schemas.microsoft.com/office/drawing/2016/5/12/chartex" xmlns:cx7="http://schemas.microsoft.com/office/drawing/2016/5/13/chartex" xmlns:cx8="http://schemas.microsoft.com/office/drawing/2016/5/14/chartex" xmlns:mc="http://schemas.openxmlformats.org/markup-compatibility/2006" xmlns:aink="http://schemas.microsoft.com/office/drawing/2016/ink" xmlns:am3d="http://schemas.microsoft.com/office/drawing/2017/model3d" xmlns:o="urn:schemas-microsoft-com:office:office" xmlns:oel="http://schemas.microsoft.com/office/2019/extlst" xmlns:r="http://schemas.openxmlformats.org/officeDocument/2006/relationships" xmlns:m="http://schemas.openxmlformats.org/officeDocument/2006/math" xmlns:v="urn:schemas-microsoft-com:vml" xmlns:wp14="http://schemas.microsoft.com/office/word/2010/wordprocessingDrawing" xmlns:wp="http://schemas.openxmlformats.org/drawingml/2006/wordprocessingDrawing" xmlns:w10="urn:schemas-microsoft-com:office:word" xmlns:w="http://schemas.openxmlformats.org/wordprocessingml/2006/main" xmlns:w14="http://schemas.microsoft.com/office/word/2010/wordml" xmlns:w15="http://schemas.microsoft.com/office/word/2012/wordml" xmlns:w16cex="http://schemas.microsoft.com/office/word/2018/wordml/cex" xmlns:w16cid="http://schemas.microsoft.com/office/word/2016/wordml/cid" xmlns:w16="http://schemas.microsoft.com/office/word/2018/wordml" xmlns:w16du="http://schemas.microsoft.com/office/word/2023/wordml/word16du" xmlns:w16sdtdh="http://schemas.microsoft.com/office/word/2020/wordml/sdtdatahash" xmlns:w16sdtfl="http://schemas.microsoft.com/office/word/2024/wordml/sdtformatlock" xmlns:w16se="http://schemas.microsoft.com/office/word/2015/wordml/symex" xmlns:wpg="http://schemas.microsoft.com/office/word/2010/wordprocessingGroup" xmlns:wpi="http://schemas.microsoft.com/office/word/2010/wordprocessingInk" xmlns:wne="http://schemas.microsoft.com/office/word/2006/wordml" xmlns:wps="http://schemas.microsoft.com/office/word/2010/wordprocessingShape" mc:Ignorable="w14 w15 w16se w16cid w16 w16cex w16sdtdh w16sdtfl w16du wp14">
   <w:endnote w:type="separator" w:id="-1">
     <w:p>
       <w:pPr>
@@ -1328,7 +1754,7 @@
 </file>
 
 <file path=word/footer1.xml><?xml version="1.0" encoding="utf-8"?>
-<w:ftr xmlns:wpc="http://schemas.microsoft.com/office/word/2010/wordprocessingCanvas" xmlns:cx="http://schemas.microsoft.com/office/drawing/2014/chartex" xmlns:cx1="http://schemas.microsoft.com/office/drawing/2015/9/8/chartex" xmlns:cx2="http://schemas.microsoft.com/office/drawing/2015/10/21/chartex" xmlns:cx3="http://schemas.microsoft.com/office/drawing/2016/5/9/chartex" xmlns:cx4="http://schemas.microsoft.com/office/drawing/2016/5/10/chartex" xmlns:cx5="http://schemas.microsoft.com/office/drawing/2016/5/11/chartex" xmlns:cx6="http://schemas.microsoft.com/office/drawing/2016/5/12/chartex" xmlns:cx7="http://schemas.microsoft.com/office/drawing/2016/5/13/chartex" xmlns:cx8="http://schemas.microsoft.com/office/drawing/2016/5/14/chartex" xmlns:mc="http://schemas.openxmlformats.org/markup-compatibility/2006" xmlns:aink="http://schemas.microsoft.com/office/drawing/2016/ink" xmlns:am3d="http://schemas.microsoft.com/office/drawing/2017/model3d" xmlns:o="urn:schemas-microsoft-com:office:office" xmlns:oel="http://schemas.microsoft.com/office/2019/extlst" xmlns:r="http://schemas.openxmlformats.org/officeDocument/2006/relationships" xmlns:m="http://schemas.openxmlformats.org/officeDocument/2006/math" xmlns:v="urn:schemas-microsoft-com:vml" xmlns:wp14="http://schemas.microsoft.com/office/word/2010/wordprocessingDrawing" xmlns:wp="http://schemas.openxmlformats.org/drawingml/2006/wordprocessingDrawing" xmlns:w10="urn:schemas-microsoft-com:office:word" xmlns:w="http://schemas.openxmlformats.org/wordprocessingml/2006/main" xmlns:w14="http://schemas.microsoft.com/office/word/2010/wordml" xmlns:w15="http://schemas.microsoft.com/office/word/2012/wordml" xmlns:w16cex="http://schemas.microsoft.com/office/word/2018/wordml/cex" xmlns:w16cid="http://schemas.microsoft.com/office/word/2016/wordml/cid" xmlns:w16="http://schemas.microsoft.com/office/word/2018/wordml" xmlns:w16sdtdh="http://schemas.microsoft.com/office/word/2020/wordml/sdtdatahash" xmlns:w16se="http://schemas.microsoft.com/office/word/2015/wordml/symex" xmlns:wpg="http://schemas.microsoft.com/office/word/2010/wordprocessingGroup" xmlns:wpi="http://schemas.microsoft.com/office/word/2010/wordprocessingInk" xmlns:wne="http://schemas.microsoft.com/office/word/2006/wordml" xmlns:wps="http://schemas.microsoft.com/office/word/2010/wordprocessingShape" mc:Ignorable="w14 w15 w16se w16cid w16 w16cex w16sdtdh wp14">
+<w:ftr xmlns:wpc="http://schemas.microsoft.com/office/word/2010/wordprocessingCanvas" xmlns:cx="http://schemas.microsoft.com/office/drawing/2014/chartex" xmlns:cx1="http://schemas.microsoft.com/office/drawing/2015/9/8/chartex" xmlns:cx2="http://schemas.microsoft.com/office/drawing/2015/10/21/chartex" xmlns:cx3="http://schemas.microsoft.com/office/drawing/2016/5/9/chartex" xmlns:cx4="http://schemas.microsoft.com/office/drawing/2016/5/10/chartex" xmlns:cx5="http://schemas.microsoft.com/office/drawing/2016/5/11/chartex" xmlns:cx6="http://schemas.microsoft.com/office/drawing/2016/5/12/chartex" xmlns:cx7="http://schemas.microsoft.com/office/drawing/2016/5/13/chartex" xmlns:cx8="http://schemas.microsoft.com/office/drawing/2016/5/14/chartex" xmlns:mc="http://schemas.openxmlformats.org/markup-compatibility/2006" xmlns:aink="http://schemas.microsoft.com/office/drawing/2016/ink" xmlns:am3d="http://schemas.microsoft.com/office/drawing/2017/model3d" xmlns:o="urn:schemas-microsoft-com:office:office" xmlns:oel="http://schemas.microsoft.com/office/2019/extlst" xmlns:r="http://schemas.openxmlformats.org/officeDocument/2006/relationships" xmlns:m="http://schemas.openxmlformats.org/officeDocument/2006/math" xmlns:v="urn:schemas-microsoft-com:vml" xmlns:wp14="http://schemas.microsoft.com/office/word/2010/wordprocessingDrawing" xmlns:wp="http://schemas.openxmlformats.org/drawingml/2006/wordprocessingDrawing" xmlns:w10="urn:schemas-microsoft-com:office:word" xmlns:w="http://schemas.openxmlformats.org/wordprocessingml/2006/main" xmlns:w14="http://schemas.microsoft.com/office/word/2010/wordml" xmlns:w15="http://schemas.microsoft.com/office/word/2012/wordml" xmlns:w16cex="http://schemas.microsoft.com/office/word/2018/wordml/cex" xmlns:w16cid="http://schemas.microsoft.com/office/word/2016/wordml/cid" xmlns:w16="http://schemas.microsoft.com/office/word/2018/wordml" xmlns:w16du="http://schemas.microsoft.com/office/word/2023/wordml/word16du" xmlns:w16sdtdh="http://schemas.microsoft.com/office/word/2020/wordml/sdtdatahash" xmlns:w16sdtfl="http://schemas.microsoft.com/office/word/2024/wordml/sdtformatlock" xmlns:w16se="http://schemas.microsoft.com/office/word/2015/wordml/symex" xmlns:wpg="http://schemas.microsoft.com/office/word/2010/wordprocessingGroup" xmlns:wpi="http://schemas.microsoft.com/office/word/2010/wordprocessingInk" xmlns:wne="http://schemas.microsoft.com/office/word/2006/wordml" xmlns:wps="http://schemas.microsoft.com/office/word/2010/wordprocessingShape" mc:Ignorable="w14 w15 w16se w16cid w16 w16cex w16sdtdh w16sdtfl w16du wp14">
   <w:p>
     <w:pPr>
       <w:pStyle w:val="Footer"/>
@@ -1338,7 +1764,7 @@
 </file>
 
 <file path=word/footer2.xml><?xml version="1.0" encoding="utf-8"?>
-<w:ftr xmlns:wpc="http://schemas.microsoft.com/office/word/2010/wordprocessingCanvas" xmlns:cx="http://schemas.microsoft.com/office/drawing/2014/chartex" xmlns:cx1="http://schemas.microsoft.com/office/drawing/2015/9/8/chartex" xmlns:cx2="http://schemas.microsoft.com/office/drawing/2015/10/21/chartex" xmlns:cx3="http://schemas.microsoft.com/office/drawing/2016/5/9/chartex" xmlns:cx4="http://schemas.microsoft.com/office/drawing/2016/5/10/chartex" xmlns:cx5="http://schemas.microsoft.com/office/drawing/2016/5/11/chartex" xmlns:cx6="http://schemas.microsoft.com/office/drawing/2016/5/12/chartex" xmlns:cx7="http://schemas.microsoft.com/office/drawing/2016/5/13/chartex" xmlns:cx8="http://schemas.microsoft.com/office/drawing/2016/5/14/chartex" xmlns:mc="http://schemas.openxmlformats.org/markup-compatibility/2006" xmlns:aink="http://schemas.microsoft.com/office/drawing/2016/ink" xmlns:am3d="http://schemas.microsoft.com/office/drawing/2017/model3d" xmlns:o="urn:schemas-microsoft-com:office:office" xmlns:oel="http://schemas.microsoft.com/office/2019/extlst" xmlns:r="http://schemas.openxmlformats.org/officeDocument/2006/relationships" xmlns:m="http://schemas.openxmlformats.org/officeDocument/2006/math" xmlns:v="urn:schemas-microsoft-com:vml" xmlns:wp14="http://schemas.microsoft.com/office/word/2010/wordprocessingDrawing" xmlns:wp="http://schemas.openxmlformats.org/drawingml/2006/wordprocessingDrawing" xmlns:w10="urn:schemas-microsoft-com:office:word" xmlns:w="http://schemas.openxmlformats.org/wordprocessingml/2006/main" xmlns:w14="http://schemas.microsoft.com/office/word/2010/wordml" xmlns:w15="http://schemas.microsoft.com/office/word/2012/wordml" xmlns:w16cex="http://schemas.microsoft.com/office/word/2018/wordml/cex" xmlns:w16cid="http://schemas.microsoft.com/office/word/2016/wordml/cid" xmlns:w16="http://schemas.microsoft.com/office/word/2018/wordml" xmlns:w16sdtdh="http://schemas.microsoft.com/office/word/2020/wordml/sdtdatahash" xmlns:w16se="http://schemas.microsoft.com/office/word/2015/wordml/symex" xmlns:wpg="http://schemas.microsoft.com/office/word/2010/wordprocessingGroup" xmlns:wpi="http://schemas.microsoft.com/office/word/2010/wordprocessingInk" xmlns:wne="http://schemas.microsoft.com/office/word/2006/wordml" xmlns:wps="http://schemas.microsoft.com/office/word/2010/wordprocessingShape" mc:Ignorable="w14 w15 w16se w16cid w16 w16cex w16sdtdh wp14">
+<w:ftr xmlns:wpc="http://schemas.microsoft.com/office/word/2010/wordprocessingCanvas" xmlns:cx="http://schemas.microsoft.com/office/drawing/2014/chartex" xmlns:cx1="http://schemas.microsoft.com/office/drawing/2015/9/8/chartex" xmlns:cx2="http://schemas.microsoft.com/office/drawing/2015/10/21/chartex" xmlns:cx3="http://schemas.microsoft.com/office/drawing/2016/5/9/chartex" xmlns:cx4="http://schemas.microsoft.com/office/drawing/2016/5/10/chartex" xmlns:cx5="http://schemas.microsoft.com/office/drawing/2016/5/11/chartex" xmlns:cx6="http://schemas.microsoft.com/office/drawing/2016/5/12/chartex" xmlns:cx7="http://schemas.microsoft.com/office/drawing/2016/5/13/chartex" xmlns:cx8="http://schemas.microsoft.com/office/drawing/2016/5/14/chartex" xmlns:mc="http://schemas.openxmlformats.org/markup-compatibility/2006" xmlns:aink="http://schemas.microsoft.com/office/drawing/2016/ink" xmlns:am3d="http://schemas.microsoft.com/office/drawing/2017/model3d" xmlns:o="urn:schemas-microsoft-com:office:office" xmlns:oel="http://schemas.microsoft.com/office/2019/extlst" xmlns:r="http://schemas.openxmlformats.org/officeDocument/2006/relationships" xmlns:m="http://schemas.openxmlformats.org/officeDocument/2006/math" xmlns:v="urn:schemas-microsoft-com:vml" xmlns:wp14="http://schemas.microsoft.com/office/word/2010/wordprocessingDrawing" xmlns:wp="http://schemas.openxmlformats.org/drawingml/2006/wordprocessingDrawing" xmlns:w10="urn:schemas-microsoft-com:office:word" xmlns:w="http://schemas.openxmlformats.org/wordprocessingml/2006/main" xmlns:w14="http://schemas.microsoft.com/office/word/2010/wordml" xmlns:w15="http://schemas.microsoft.com/office/word/2012/wordml" xmlns:w16cex="http://schemas.microsoft.com/office/word/2018/wordml/cex" xmlns:w16cid="http://schemas.microsoft.com/office/word/2016/wordml/cid" xmlns:w16="http://schemas.microsoft.com/office/word/2018/wordml" xmlns:w16du="http://schemas.microsoft.com/office/word/2023/wordml/word16du" xmlns:w16sdtdh="http://schemas.microsoft.com/office/word/2020/wordml/sdtdatahash" xmlns:w16sdtfl="http://schemas.microsoft.com/office/word/2024/wordml/sdtformatlock" xmlns:w16se="http://schemas.microsoft.com/office/word/2015/wordml/symex" xmlns:wpg="http://schemas.microsoft.com/office/word/2010/wordprocessingGroup" xmlns:wpi="http://schemas.microsoft.com/office/word/2010/wordprocessingInk" xmlns:wne="http://schemas.microsoft.com/office/word/2006/wordml" xmlns:wps="http://schemas.microsoft.com/office/word/2010/wordprocessingShape" mc:Ignorable="w14 w15 w16se w16cid w16 w16cex w16sdtdh w16sdtfl w16du wp14">
   <w:p>
     <w:pPr>
       <w:pStyle w:val="Footer"/>
@@ -1348,7 +1774,7 @@
 </file>
 
 <file path=word/footer3.xml><?xml version="1.0" encoding="utf-8"?>
-<w:ftr xmlns:wpc="http://schemas.microsoft.com/office/word/2010/wordprocessingCanvas" xmlns:cx="http://schemas.microsoft.com/office/drawing/2014/chartex" xmlns:cx1="http://schemas.microsoft.com/office/drawing/2015/9/8/chartex" xmlns:cx2="http://schemas.microsoft.com/office/drawing/2015/10/21/chartex" xmlns:cx3="http://schemas.microsoft.com/office/drawing/2016/5/9/chartex" xmlns:cx4="http://schemas.microsoft.com/office/drawing/2016/5/10/chartex" xmlns:cx5="http://schemas.microsoft.com/office/drawing/2016/5/11/chartex" xmlns:cx6="http://schemas.microsoft.com/office/drawing/2016/5/12/chartex" xmlns:cx7="http://schemas.microsoft.com/office/drawing/2016/5/13/chartex" xmlns:cx8="http://schemas.microsoft.com/office/drawing/2016/5/14/chartex" xmlns:mc="http://schemas.openxmlformats.org/markup-compatibility/2006" xmlns:aink="http://schemas.microsoft.com/office/drawing/2016/ink" xmlns:am3d="http://schemas.microsoft.com/office/drawing/2017/model3d" xmlns:o="urn:schemas-microsoft-com:office:office" xmlns:oel="http://schemas.microsoft.com/office/2019/extlst" xmlns:r="http://schemas.openxmlformats.org/officeDocument/2006/relationships" xmlns:m="http://schemas.openxmlformats.org/officeDocument/2006/math" xmlns:v="urn:schemas-microsoft-com:vml" xmlns:wp14="http://schemas.microsoft.com/office/word/2010/wordprocessingDrawing" xmlns:wp="http://schemas.openxmlformats.org/drawingml/2006/wordprocessingDrawing" xmlns:w10="urn:schemas-microsoft-com:office:word" xmlns:w="http://schemas.openxmlformats.org/wordprocessingml/2006/main" xmlns:w14="http://schemas.microsoft.com/office/word/2010/wordml" xmlns:w15="http://schemas.microsoft.com/office/word/2012/wordml" xmlns:w16cex="http://schemas.microsoft.com/office/word/2018/wordml/cex" xmlns:w16cid="http://schemas.microsoft.com/office/word/2016/wordml/cid" xmlns:w16="http://schemas.microsoft.com/office/word/2018/wordml" xmlns:w16sdtdh="http://schemas.microsoft.com/office/word/2020/wordml/sdtdatahash" xmlns:w16se="http://schemas.microsoft.com/office/word/2015/wordml/symex" xmlns:wpg="http://schemas.microsoft.com/office/word/2010/wordprocessingGroup" xmlns:wpi="http://schemas.microsoft.com/office/word/2010/wordprocessingInk" xmlns:wne="http://schemas.microsoft.com/office/word/2006/wordml" xmlns:wps="http://schemas.microsoft.com/office/word/2010/wordprocessingShape" mc:Ignorable="w14 w15 w16se w16cid w16 w16cex w16sdtdh wp14">
+<w:ftr xmlns:wpc="http://schemas.microsoft.com/office/word/2010/wordprocessingCanvas" xmlns:cx="http://schemas.microsoft.com/office/drawing/2014/chartex" xmlns:cx1="http://schemas.microsoft.com/office/drawing/2015/9/8/chartex" xmlns:cx2="http://schemas.microsoft.com/office/drawing/2015/10/21/chartex" xmlns:cx3="http://schemas.microsoft.com/office/drawing/2016/5/9/chartex" xmlns:cx4="http://schemas.microsoft.com/office/drawing/2016/5/10/chartex" xmlns:cx5="http://schemas.microsoft.com/office/drawing/2016/5/11/chartex" xmlns:cx6="http://schemas.microsoft.com/office/drawing/2016/5/12/chartex" xmlns:cx7="http://schemas.microsoft.com/office/drawing/2016/5/13/chartex" xmlns:cx8="http://schemas.microsoft.com/office/drawing/2016/5/14/chartex" xmlns:mc="http://schemas.openxmlformats.org/markup-compatibility/2006" xmlns:aink="http://schemas.microsoft.com/office/drawing/2016/ink" xmlns:am3d="http://schemas.microsoft.com/office/drawing/2017/model3d" xmlns:o="urn:schemas-microsoft-com:office:office" xmlns:oel="http://schemas.microsoft.com/office/2019/extlst" xmlns:r="http://schemas.openxmlformats.org/officeDocument/2006/relationships" xmlns:m="http://schemas.openxmlformats.org/officeDocument/2006/math" xmlns:v="urn:schemas-microsoft-com:vml" xmlns:wp14="http://schemas.microsoft.com/office/word/2010/wordprocessingDrawing" xmlns:wp="http://schemas.openxmlformats.org/drawingml/2006/wordprocessingDrawing" xmlns:w10="urn:schemas-microsoft-com:office:word" xmlns:w="http://schemas.openxmlformats.org/wordprocessingml/2006/main" xmlns:w14="http://schemas.microsoft.com/office/word/2010/wordml" xmlns:w15="http://schemas.microsoft.com/office/word/2012/wordml" xmlns:w16cex="http://schemas.microsoft.com/office/word/2018/wordml/cex" xmlns:w16cid="http://schemas.microsoft.com/office/word/2016/wordml/cid" xmlns:w16="http://schemas.microsoft.com/office/word/2018/wordml" xmlns:w16du="http://schemas.microsoft.com/office/word/2023/wordml/word16du" xmlns:w16sdtdh="http://schemas.microsoft.com/office/word/2020/wordml/sdtdatahash" xmlns:w16sdtfl="http://schemas.microsoft.com/office/word/2024/wordml/sdtformatlock" xmlns:w16se="http://schemas.microsoft.com/office/word/2015/wordml/symex" xmlns:wpg="http://schemas.microsoft.com/office/word/2010/wordprocessingGroup" xmlns:wpi="http://schemas.microsoft.com/office/word/2010/wordprocessingInk" xmlns:wne="http://schemas.microsoft.com/office/word/2006/wordml" xmlns:wps="http://schemas.microsoft.com/office/word/2010/wordprocessingShape" mc:Ignorable="w14 w15 w16se w16cid w16 w16cex w16sdtdh w16sdtfl w16du wp14">
   <w:p>
     <w:pPr>
       <w:pStyle w:val="Footer"/>
@@ -1358,7 +1784,7 @@
 </file>
 
 <file path=word/footnotes.xml><?xml version="1.0" encoding="utf-8"?>
-<w:footnotes xmlns:wpc="http://schemas.microsoft.com/office/word/2010/wordprocessingCanvas" xmlns:cx="http://schemas.microsoft.com/office/drawing/2014/chartex" xmlns:cx1="http://schemas.microsoft.com/office/drawing/2015/9/8/chartex" xmlns:cx2="http://schemas.microsoft.com/office/drawing/2015/10/21/chartex" xmlns:cx3="http://schemas.microsoft.com/office/drawing/2016/5/9/chartex" xmlns:cx4="http://schemas.microsoft.com/office/drawing/2016/5/10/chartex" xmlns:cx5="http://schemas.microsoft.com/office/drawing/2016/5/11/chartex" xmlns:cx6="http://schemas.microsoft.com/office/drawing/2016/5/12/chartex" xmlns:cx7="http://schemas.microsoft.com/office/drawing/2016/5/13/chartex" xmlns:cx8="http://schemas.microsoft.com/office/drawing/2016/5/14/chartex" xmlns:mc="http://schemas.openxmlformats.org/markup-compatibility/2006" xmlns:aink="http://schemas.microsoft.com/office/drawing/2016/ink" xmlns:am3d="http://schemas.microsoft.com/office/drawing/2017/model3d" xmlns:o="urn:schemas-microsoft-com:office:office" xmlns:oel="http://schemas.microsoft.com/office/2019/extlst" xmlns:r="http://schemas.openxmlformats.org/officeDocument/2006/relationships" xmlns:m="http://schemas.openxmlformats.org/officeDocument/2006/math" xmlns:v="urn:schemas-microsoft-com:vml" xmlns:wp14="http://schemas.microsoft.com/office/word/2010/wordprocessingDrawing" xmlns:wp="http://schemas.openxmlformats.org/drawingml/2006/wordprocessingDrawing" xmlns:w10="urn:schemas-microsoft-com:office:word" xmlns:w="http://schemas.openxmlformats.org/wordprocessingml/2006/main" xmlns:w14="http://schemas.microsoft.com/office/word/2010/wordml" xmlns:w15="http://schemas.microsoft.com/office/word/2012/wordml" xmlns:w16cex="http://schemas.microsoft.com/office/word/2018/wordml/cex" xmlns:w16cid="http://schemas.microsoft.com/office/word/2016/wordml/cid" xmlns:w16="http://schemas.microsoft.com/office/word/2018/wordml" xmlns:w16sdtdh="http://schemas.microsoft.com/office/word/2020/wordml/sdtdatahash" xmlns:w16se="http://schemas.microsoft.com/office/word/2015/wordml/symex" xmlns:wpg="http://schemas.microsoft.com/office/word/2010/wordprocessingGroup" xmlns:wpi="http://schemas.microsoft.com/office/word/2010/wordprocessingInk" xmlns:wne="http://schemas.microsoft.com/office/word/2006/wordml" xmlns:wps="http://schemas.microsoft.com/office/word/2010/wordprocessingShape" mc:Ignorable="w14 w15 w16se w16cid w16 w16cex w16sdtdh wp14">
+<w:footnotes xmlns:wpc="http://schemas.microsoft.com/office/word/2010/wordprocessingCanvas" xmlns:cx="http://schemas.microsoft.com/office/drawing/2014/chartex" xmlns:cx1="http://schemas.microsoft.com/office/drawing/2015/9/8/chartex" xmlns:cx2="http://schemas.microsoft.com/office/drawing/2015/10/21/chartex" xmlns:cx3="http://schemas.microsoft.com/office/drawing/2016/5/9/chartex" xmlns:cx4="http://schemas.microsoft.com/office/drawing/2016/5/10/chartex" xmlns:cx5="http://schemas.microsoft.com/office/drawing/2016/5/11/chartex" xmlns:cx6="http://schemas.microsoft.com/office/drawing/2016/5/12/chartex" xmlns:cx7="http://schemas.microsoft.com/office/drawing/2016/5/13/chartex" xmlns:cx8="http://schemas.microsoft.com/office/drawing/2016/5/14/chartex" xmlns:mc="http://schemas.openxmlformats.org/markup-compatibility/2006" xmlns:aink="http://schemas.microsoft.com/office/drawing/2016/ink" xmlns:am3d="http://schemas.microsoft.com/office/drawing/2017/model3d" xmlns:o="urn:schemas-microsoft-com:office:office" xmlns:oel="http://schemas.microsoft.com/office/2019/extlst" xmlns:r="http://schemas.openxmlformats.org/officeDocument/2006/relationships" xmlns:m="http://schemas.openxmlformats.org/officeDocument/2006/math" xmlns:v="urn:schemas-microsoft-com:vml" xmlns:wp14="http://schemas.microsoft.com/office/word/2010/wordprocessingDrawing" xmlns:wp="http://schemas.openxmlformats.org/drawingml/2006/wordprocessingDrawing" xmlns:w10="urn:schemas-microsoft-com:office:word" xmlns:w="http://schemas.openxmlformats.org/wordprocessingml/2006/main" xmlns:w14="http://schemas.microsoft.com/office/word/2010/wordml" xmlns:w15="http://schemas.microsoft.com/office/word/2012/wordml" xmlns:w16cex="http://schemas.microsoft.com/office/word/2018/wordml/cex" xmlns:w16cid="http://schemas.microsoft.com/office/word/2016/wordml/cid" xmlns:w16="http://schemas.microsoft.com/office/word/2018/wordml" xmlns:w16du="http://schemas.microsoft.com/office/word/2023/wordml/word16du" xmlns:w16sdtdh="http://schemas.microsoft.com/office/word/2020/wordml/sdtdatahash" xmlns:w16sdtfl="http://schemas.microsoft.com/office/word/2024/wordml/sdtformatlock" xmlns:w16se="http://schemas.microsoft.com/office/word/2015/wordml/symex" xmlns:wpg="http://schemas.microsoft.com/office/word/2010/wordprocessingGroup" xmlns:wpi="http://schemas.microsoft.com/office/word/2010/wordprocessingInk" xmlns:wne="http://schemas.microsoft.com/office/word/2006/wordml" xmlns:wps="http://schemas.microsoft.com/office/word/2010/wordprocessingShape" mc:Ignorable="w14 w15 w16se w16cid w16 w16cex w16sdtdh w16sdtfl w16du wp14">
   <w:footnote w:type="separator" w:id="-1">
     <w:p>
       <w:pPr>
@@ -1383,7 +1809,7 @@
 </file>
 
 <file path=word/header1.xml><?xml version="1.0" encoding="utf-8"?>
-<w:hdr xmlns:wpc="http://schemas.microsoft.com/office/word/2010/wordprocessingCanvas" xmlns:cx="http://schemas.microsoft.com/office/drawing/2014/chartex" xmlns:cx1="http://schemas.microsoft.com/office/drawing/2015/9/8/chartex" xmlns:cx2="http://schemas.microsoft.com/office/drawing/2015/10/21/chartex" xmlns:cx3="http://schemas.microsoft.com/office/drawing/2016/5/9/chartex" xmlns:cx4="http://schemas.microsoft.com/office/drawing/2016/5/10/chartex" xmlns:cx5="http://schemas.microsoft.com/office/drawing/2016/5/11/chartex" xmlns:cx6="http://schemas.microsoft.com/office/drawing/2016/5/12/chartex" xmlns:cx7="http://schemas.microsoft.com/office/drawing/2016/5/13/chartex" xmlns:cx8="http://schemas.microsoft.com/office/drawing/2016/5/14/chartex" xmlns:mc="http://schemas.openxmlformats.org/markup-compatibility/2006" xmlns:aink="http://schemas.microsoft.com/office/drawing/2016/ink" xmlns:am3d="http://schemas.microsoft.com/office/drawing/2017/model3d" xmlns:o="urn:schemas-microsoft-com:office:office" xmlns:oel="http://schemas.microsoft.com/office/2019/extlst" xmlns:r="http://schemas.openxmlformats.org/officeDocument/2006/relationships" xmlns:m="http://schemas.openxmlformats.org/officeDocument/2006/math" xmlns:v="urn:schemas-microsoft-com:vml" xmlns:wp14="http://schemas.microsoft.com/office/word/2010/wordprocessingDrawing" xmlns:wp="http://schemas.openxmlformats.org/drawingml/2006/wordprocessingDrawing" xmlns:w10="urn:schemas-microsoft-com:office:word" xmlns:w="http://schemas.openxmlformats.org/wordprocessingml/2006/main" xmlns:w14="http://schemas.microsoft.com/office/word/2010/wordml" xmlns:w15="http://schemas.microsoft.com/office/word/2012/wordml" xmlns:w16cex="http://schemas.microsoft.com/office/word/2018/wordml/cex" xmlns:w16cid="http://schemas.microsoft.com/office/word/2016/wordml/cid" xmlns:w16="http://schemas.microsoft.com/office/word/2018/wordml" xmlns:w16sdtdh="http://schemas.microsoft.com/office/word/2020/wordml/sdtdatahash" xmlns:w16se="http://schemas.microsoft.com/office/word/2015/wordml/symex" xmlns:wpg="http://schemas.microsoft.com/office/word/2010/wordprocessingGroup" xmlns:wpi="http://schemas.microsoft.com/office/word/2010/wordprocessingInk" xmlns:wne="http://schemas.microsoft.com/office/word/2006/wordml" xmlns:wps="http://schemas.microsoft.com/office/word/2010/wordprocessingShape" mc:Ignorable="w14 w15 w16se w16cid w16 w16cex w16sdtdh wp14">
+<w:hdr xmlns:wpc="http://schemas.microsoft.com/office/word/2010/wordprocessingCanvas" xmlns:cx="http://schemas.microsoft.com/office/drawing/2014/chartex" xmlns:cx1="http://schemas.microsoft.com/office/drawing/2015/9/8/chartex" xmlns:cx2="http://schemas.microsoft.com/office/drawing/2015/10/21/chartex" xmlns:cx3="http://schemas.microsoft.com/office/drawing/2016/5/9/chartex" xmlns:cx4="http://schemas.microsoft.com/office/drawing/2016/5/10/chartex" xmlns:cx5="http://schemas.microsoft.com/office/drawing/2016/5/11/chartex" xmlns:cx6="http://schemas.microsoft.com/office/drawing/2016/5/12/chartex" xmlns:cx7="http://schemas.microsoft.com/office/drawing/2016/5/13/chartex" xmlns:cx8="http://schemas.microsoft.com/office/drawing/2016/5/14/chartex" xmlns:mc="http://schemas.openxmlformats.org/markup-compatibility/2006" xmlns:aink="http://schemas.microsoft.com/office/drawing/2016/ink" xmlns:am3d="http://schemas.microsoft.com/office/drawing/2017/model3d" xmlns:o="urn:schemas-microsoft-com:office:office" xmlns:oel="http://schemas.microsoft.com/office/2019/extlst" xmlns:r="http://schemas.openxmlformats.org/officeDocument/2006/relationships" xmlns:m="http://schemas.openxmlformats.org/officeDocument/2006/math" xmlns:v="urn:schemas-microsoft-com:vml" xmlns:wp14="http://schemas.microsoft.com/office/word/2010/wordprocessingDrawing" xmlns:wp="http://schemas.openxmlformats.org/drawingml/2006/wordprocessingDrawing" xmlns:w10="urn:schemas-microsoft-com:office:word" xmlns:w="http://schemas.openxmlformats.org/wordprocessingml/2006/main" xmlns:w14="http://schemas.microsoft.com/office/word/2010/wordml" xmlns:w15="http://schemas.microsoft.com/office/word/2012/wordml" xmlns:w16cex="http://schemas.microsoft.com/office/word/2018/wordml/cex" xmlns:w16cid="http://schemas.microsoft.com/office/word/2016/wordml/cid" xmlns:w16="http://schemas.microsoft.com/office/word/2018/wordml" xmlns:w16du="http://schemas.microsoft.com/office/word/2023/wordml/word16du" xmlns:w16sdtdh="http://schemas.microsoft.com/office/word/2020/wordml/sdtdatahash" xmlns:w16sdtfl="http://schemas.microsoft.com/office/word/2024/wordml/sdtformatlock" xmlns:w16se="http://schemas.microsoft.com/office/word/2015/wordml/symex" xmlns:wpg="http://schemas.microsoft.com/office/word/2010/wordprocessingGroup" xmlns:wpi="http://schemas.microsoft.com/office/word/2010/wordprocessingInk" xmlns:wne="http://schemas.microsoft.com/office/word/2006/wordml" xmlns:wps="http://schemas.microsoft.com/office/word/2010/wordprocessingShape" mc:Ignorable="w14 w15 w16se w16cid w16 w16cex w16sdtdh w16sdtfl w16du wp14">
   <w:p>
     <w:pPr>
       <w:pStyle w:val="Header"/>
@@ -1393,7 +1819,7 @@
 </file>
 
 <file path=word/header2.xml><?xml version="1.0" encoding="utf-8"?>
-<w:hdr xmlns:wpc="http://schemas.microsoft.com/office/word/2010/wordprocessingCanvas" xmlns:cx="http://schemas.microsoft.com/office/drawing/2014/chartex" xmlns:cx1="http://schemas.microsoft.com/office/drawing/2015/9/8/chartex" xmlns:cx2="http://schemas.microsoft.com/office/drawing/2015/10/21/chartex" xmlns:cx3="http://schemas.microsoft.com/office/drawing/2016/5/9/chartex" xmlns:cx4="http://schemas.microsoft.com/office/drawing/2016/5/10/chartex" xmlns:cx5="http://schemas.microsoft.com/office/drawing/2016/5/11/chartex" xmlns:cx6="http://schemas.microsoft.com/office/drawing/2016/5/12/chartex" xmlns:cx7="http://schemas.microsoft.com/office/drawing/2016/5/13/chartex" xmlns:cx8="http://schemas.microsoft.com/office/drawing/2016/5/14/chartex" xmlns:mc="http://schemas.openxmlformats.org/markup-compatibility/2006" xmlns:aink="http://schemas.microsoft.com/office/drawing/2016/ink" xmlns:am3d="http://schemas.microsoft.com/office/drawing/2017/model3d" xmlns:o="urn:schemas-microsoft-com:office:office" xmlns:oel="http://schemas.microsoft.com/office/2019/extlst" xmlns:r="http://schemas.openxmlformats.org/officeDocument/2006/relationships" xmlns:m="http://schemas.openxmlformats.org/officeDocument/2006/math" xmlns:v="urn:schemas-microsoft-com:vml" xmlns:wp14="http://schemas.microsoft.com/office/word/2010/wordprocessingDrawing" xmlns:wp="http://schemas.openxmlformats.org/drawingml/2006/wordprocessingDrawing" xmlns:w10="urn:schemas-microsoft-com:office:word" xmlns:w="http://schemas.openxmlformats.org/wordprocessingml/2006/main" xmlns:w14="http://schemas.microsoft.com/office/word/2010/wordml" xmlns:w15="http://schemas.microsoft.com/office/word/2012/wordml" xmlns:w16cex="http://schemas.microsoft.com/office/word/2018/wordml/cex" xmlns:w16cid="http://schemas.microsoft.com/office/word/2016/wordml/cid" xmlns:w16="http://schemas.microsoft.com/office/word/2018/wordml" xmlns:w16sdtdh="http://schemas.microsoft.com/office/word/2020/wordml/sdtdatahash" xmlns:w16se="http://schemas.microsoft.com/office/word/2015/wordml/symex" xmlns:wpg="http://schemas.microsoft.com/office/word/2010/wordprocessingGroup" xmlns:wpi="http://schemas.microsoft.com/office/word/2010/wordprocessingInk" xmlns:wne="http://schemas.microsoft.com/office/word/2006/wordml" xmlns:wps="http://schemas.microsoft.com/office/word/2010/wordprocessingShape" mc:Ignorable="w14 w15 w16se w16cid w16 w16cex w16sdtdh wp14">
+<w:hdr xmlns:wpc="http://schemas.microsoft.com/office/word/2010/wordprocessingCanvas" xmlns:cx="http://schemas.microsoft.com/office/drawing/2014/chartex" xmlns:cx1="http://schemas.microsoft.com/office/drawing/2015/9/8/chartex" xmlns:cx2="http://schemas.microsoft.com/office/drawing/2015/10/21/chartex" xmlns:cx3="http://schemas.microsoft.com/office/drawing/2016/5/9/chartex" xmlns:cx4="http://schemas.microsoft.com/office/drawing/2016/5/10/chartex" xmlns:cx5="http://schemas.microsoft.com/office/drawing/2016/5/11/chartex" xmlns:cx6="http://schemas.microsoft.com/office/drawing/2016/5/12/chartex" xmlns:cx7="http://schemas.microsoft.com/office/drawing/2016/5/13/chartex" xmlns:cx8="http://schemas.microsoft.com/office/drawing/2016/5/14/chartex" xmlns:mc="http://schemas.openxmlformats.org/markup-compatibility/2006" xmlns:aink="http://schemas.microsoft.com/office/drawing/2016/ink" xmlns:am3d="http://schemas.microsoft.com/office/drawing/2017/model3d" xmlns:o="urn:schemas-microsoft-com:office:office" xmlns:oel="http://schemas.microsoft.com/office/2019/extlst" xmlns:r="http://schemas.openxmlformats.org/officeDocument/2006/relationships" xmlns:m="http://schemas.openxmlformats.org/officeDocument/2006/math" xmlns:v="urn:schemas-microsoft-com:vml" xmlns:wp14="http://schemas.microsoft.com/office/word/2010/wordprocessingDrawing" xmlns:wp="http://schemas.openxmlformats.org/drawingml/2006/wordprocessingDrawing" xmlns:w10="urn:schemas-microsoft-com:office:word" xmlns:w="http://schemas.openxmlformats.org/wordprocessingml/2006/main" xmlns:w14="http://schemas.microsoft.com/office/word/2010/wordml" xmlns:w15="http://schemas.microsoft.com/office/word/2012/wordml" xmlns:w16cex="http://schemas.microsoft.com/office/word/2018/wordml/cex" xmlns:w16cid="http://schemas.microsoft.com/office/word/2016/wordml/cid" xmlns:w16="http://schemas.microsoft.com/office/word/2018/wordml" xmlns:w16du="http://schemas.microsoft.com/office/word/2023/wordml/word16du" xmlns:w16sdtdh="http://schemas.microsoft.com/office/word/2020/wordml/sdtdatahash" xmlns:w16sdtfl="http://schemas.microsoft.com/office/word/2024/wordml/sdtformatlock" xmlns:w16se="http://schemas.microsoft.com/office/word/2015/wordml/symex" xmlns:wpg="http://schemas.microsoft.com/office/word/2010/wordprocessingGroup" xmlns:wpi="http://schemas.microsoft.com/office/word/2010/wordprocessingInk" xmlns:wne="http://schemas.microsoft.com/office/word/2006/wordml" xmlns:wps="http://schemas.microsoft.com/office/word/2010/wordprocessingShape" mc:Ignorable="w14 w15 w16se w16cid w16 w16cex w16sdtdh w16sdtfl w16du wp14">
   <w:p>
     <w:pPr>
       <w:pStyle w:val="Header"/>
@@ -1404,7 +1830,7 @@
 </file>
 
 <file path=word/header3.xml><?xml version="1.0" encoding="utf-8"?>
-<w:hdr xmlns:wpc="http://schemas.microsoft.com/office/word/2010/wordprocessingCanvas" xmlns:cx="http://schemas.microsoft.com/office/drawing/2014/chartex" xmlns:cx1="http://schemas.microsoft.com/office/drawing/2015/9/8/chartex" xmlns:cx2="http://schemas.microsoft.com/office/drawing/2015/10/21/chartex" xmlns:cx3="http://schemas.microsoft.com/office/drawing/2016/5/9/chartex" xmlns:cx4="http://schemas.microsoft.com/office/drawing/2016/5/10/chartex" xmlns:cx5="http://schemas.microsoft.com/office/drawing/2016/5/11/chartex" xmlns:cx6="http://schemas.microsoft.com/office/drawing/2016/5/12/chartex" xmlns:cx7="http://schemas.microsoft.com/office/drawing/2016/5/13/chartex" xmlns:cx8="http://schemas.microsoft.com/office/drawing/2016/5/14/chartex" xmlns:mc="http://schemas.openxmlformats.org/markup-compatibility/2006" xmlns:aink="http://schemas.microsoft.com/office/drawing/2016/ink" xmlns:am3d="http://schemas.microsoft.com/office/drawing/2017/model3d" xmlns:o="urn:schemas-microsoft-com:office:office" xmlns:oel="http://schemas.microsoft.com/office/2019/extlst" xmlns:r="http://schemas.openxmlformats.org/officeDocument/2006/relationships" xmlns:m="http://schemas.openxmlformats.org/officeDocument/2006/math" xmlns:v="urn:schemas-microsoft-com:vml" xmlns:wp14="http://schemas.microsoft.com/office/word/2010/wordprocessingDrawing" xmlns:wp="http://schemas.openxmlformats.org/drawingml/2006/wordprocessingDrawing" xmlns:w10="urn:schemas-microsoft-com:office:word" xmlns:w="http://schemas.openxmlformats.org/wordprocessingml/2006/main" xmlns:w14="http://schemas.microsoft.com/office/word/2010/wordml" xmlns:w15="http://schemas.microsoft.com/office/word/2012/wordml" xmlns:w16cex="http://schemas.microsoft.com/office/word/2018/wordml/cex" xmlns:w16cid="http://schemas.microsoft.com/office/word/2016/wordml/cid" xmlns:w16="http://schemas.microsoft.com/office/word/2018/wordml" xmlns:w16sdtdh="http://schemas.microsoft.com/office/word/2020/wordml/sdtdatahash" xmlns:w16se="http://schemas.microsoft.com/office/word/2015/wordml/symex" xmlns:wpg="http://schemas.microsoft.com/office/word/2010/wordprocessingGroup" xmlns:wpi="http://schemas.microsoft.com/office/word/2010/wordprocessingInk" xmlns:wne="http://schemas.microsoft.com/office/word/2006/wordml" xmlns:wps="http://schemas.microsoft.com/office/word/2010/wordprocessingShape" mc:Ignorable="w14 w15 w16se w16cid w16 w16cex w16sdtdh wp14">
+<w:hdr xmlns:wpc="http://schemas.microsoft.com/office/word/2010/wordprocessingCanvas" xmlns:cx="http://schemas.microsoft.com/office/drawing/2014/chartex" xmlns:cx1="http://schemas.microsoft.com/office/drawing/2015/9/8/chartex" xmlns:cx2="http://schemas.microsoft.com/office/drawing/2015/10/21/chartex" xmlns:cx3="http://schemas.microsoft.com/office/drawing/2016/5/9/chartex" xmlns:cx4="http://schemas.microsoft.com/office/drawing/2016/5/10/chartex" xmlns:cx5="http://schemas.microsoft.com/office/drawing/2016/5/11/chartex" xmlns:cx6="http://schemas.microsoft.com/office/drawing/2016/5/12/chartex" xmlns:cx7="http://schemas.microsoft.com/office/drawing/2016/5/13/chartex" xmlns:cx8="http://schemas.microsoft.com/office/drawing/2016/5/14/chartex" xmlns:mc="http://schemas.openxmlformats.org/markup-compatibility/2006" xmlns:aink="http://schemas.microsoft.com/office/drawing/2016/ink" xmlns:am3d="http://schemas.microsoft.com/office/drawing/2017/model3d" xmlns:o="urn:schemas-microsoft-com:office:office" xmlns:oel="http://schemas.microsoft.com/office/2019/extlst" xmlns:r="http://schemas.openxmlformats.org/officeDocument/2006/relationships" xmlns:m="http://schemas.openxmlformats.org/officeDocument/2006/math" xmlns:v="urn:schemas-microsoft-com:vml" xmlns:wp14="http://schemas.microsoft.com/office/word/2010/wordprocessingDrawing" xmlns:wp="http://schemas.openxmlformats.org/drawingml/2006/wordprocessingDrawing" xmlns:w10="urn:schemas-microsoft-com:office:word" xmlns:w="http://schemas.openxmlformats.org/wordprocessingml/2006/main" xmlns:w14="http://schemas.microsoft.com/office/word/2010/wordml" xmlns:w15="http://schemas.microsoft.com/office/word/2012/wordml" xmlns:w16cex="http://schemas.microsoft.com/office/word/2018/wordml/cex" xmlns:w16cid="http://schemas.microsoft.com/office/word/2016/wordml/cid" xmlns:w16="http://schemas.microsoft.com/office/word/2018/wordml" xmlns:w16du="http://schemas.microsoft.com/office/word/2023/wordml/word16du" xmlns:w16sdtdh="http://schemas.microsoft.com/office/word/2020/wordml/sdtdatahash" xmlns:w16sdtfl="http://schemas.microsoft.com/office/word/2024/wordml/sdtformatlock" xmlns:w16se="http://schemas.microsoft.com/office/word/2015/wordml/symex" xmlns:wpg="http://schemas.microsoft.com/office/word/2010/wordprocessingGroup" xmlns:wpi="http://schemas.microsoft.com/office/word/2010/wordprocessingInk" xmlns:wne="http://schemas.microsoft.com/office/word/2006/wordml" xmlns:wps="http://schemas.microsoft.com/office/word/2010/wordprocessingShape" mc:Ignorable="w14 w15 w16se w16cid w16 w16cex w16sdtdh w16sdtfl w16du wp14">
   <w:p>
     <w:pPr>
       <w:pStyle w:val="Header"/>
@@ -1413,7 +1839,7 @@
     <w:r>
       <w:tab/>
       <w:tab/>
-      <w:t>2025-08-02</w:t>
+      <w:t>2026-07-12</w:t>
       <w:br/>
       <w:br/>
     </w:r>
@@ -1430,7 +1856,7 @@
 </file>
 
 <file path=word/numbering.xml><?xml version="1.0" encoding="utf-8"?>
-<w:numbering xmlns:wpc="http://schemas.microsoft.com/office/word/2010/wordprocessingCanvas" xmlns:cx="http://schemas.microsoft.com/office/drawing/2014/chartex" xmlns:cx1="http://schemas.microsoft.com/office/drawing/2015/9/8/chartex" xmlns:cx2="http://schemas.microsoft.com/office/drawing/2015/10/21/chartex" xmlns:cx3="http://schemas.microsoft.com/office/drawing/2016/5/9/chartex" xmlns:cx4="http://schemas.microsoft.com/office/drawing/2016/5/10/chartex" xmlns:cx5="http://schemas.microsoft.com/office/drawing/2016/5/11/chartex" xmlns:cx6="http://schemas.microsoft.com/office/drawing/2016/5/12/chartex" xmlns:cx7="http://schemas.microsoft.com/office/drawing/2016/5/13/chartex" xmlns:cx8="http://schemas.microsoft.com/office/drawing/2016/5/14/chartex" xmlns:mc="http://schemas.openxmlformats.org/markup-compatibility/2006" xmlns:aink="http://schemas.microsoft.com/office/drawing/2016/ink" xmlns:am3d="http://schemas.microsoft.com/office/drawing/2017/model3d" xmlns:o="urn:schemas-microsoft-com:office:office" xmlns:oel="http://schemas.microsoft.com/office/2019/extlst" xmlns:r="http://schemas.openxmlformats.org/officeDocument/2006/relationships" xmlns:m="http://schemas.openxmlformats.org/officeDocument/2006/math" xmlns:v="urn:schemas-microsoft-com:vml" xmlns:wp14="http://schemas.microsoft.com/office/word/2010/wordprocessingDrawing" xmlns:wp="http://schemas.openxmlformats.org/drawingml/2006/wordprocessingDrawing" xmlns:w10="urn:schemas-microsoft-com:office:word" xmlns:w="http://schemas.openxmlformats.org/wordprocessingml/2006/main" xmlns:w14="http://schemas.microsoft.com/office/word/2010/wordml" xmlns:w15="http://schemas.microsoft.com/office/word/2012/wordml" xmlns:w16cex="http://schemas.microsoft.com/office/word/2018/wordml/cex" xmlns:w16cid="http://schemas.microsoft.com/office/word/2016/wordml/cid" xmlns:w16="http://schemas.microsoft.com/office/word/2018/wordml" xmlns:w16sdtdh="http://schemas.microsoft.com/office/word/2020/wordml/sdtdatahash" xmlns:w16se="http://schemas.microsoft.com/office/word/2015/wordml/symex" xmlns:wpg="http://schemas.microsoft.com/office/word/2010/wordprocessingGroup" xmlns:wpi="http://schemas.microsoft.com/office/word/2010/wordprocessingInk" xmlns:wne="http://schemas.microsoft.com/office/word/2006/wordml" xmlns:wps="http://schemas.microsoft.com/office/word/2010/wordprocessingShape" mc:Ignorable="w14 w15 w16se w16cid w16 w16cex w16sdtdh wp14">
+<w:numbering xmlns:wpc="http://schemas.microsoft.com/office/word/2010/wordprocessingCanvas" xmlns:cx="http://schemas.microsoft.com/office/drawing/2014/chartex" xmlns:cx1="http://schemas.microsoft.com/office/drawing/2015/9/8/chartex" xmlns:cx2="http://schemas.microsoft.com/office/drawing/2015/10/21/chartex" xmlns:cx3="http://schemas.microsoft.com/office/drawing/2016/5/9/chartex" xmlns:cx4="http://schemas.microsoft.com/office/drawing/2016/5/10/chartex" xmlns:cx5="http://schemas.microsoft.com/office/drawing/2016/5/11/chartex" xmlns:cx6="http://schemas.microsoft.com/office/drawing/2016/5/12/chartex" xmlns:cx7="http://schemas.microsoft.com/office/drawing/2016/5/13/chartex" xmlns:cx8="http://schemas.microsoft.com/office/drawing/2016/5/14/chartex" xmlns:mc="http://schemas.openxmlformats.org/markup-compatibility/2006" xmlns:aink="http://schemas.microsoft.com/office/drawing/2016/ink" xmlns:am3d="http://schemas.microsoft.com/office/drawing/2017/model3d" xmlns:o="urn:schemas-microsoft-com:office:office" xmlns:oel="http://schemas.microsoft.com/office/2019/extlst" xmlns:r="http://schemas.openxmlformats.org/officeDocument/2006/relationships" xmlns:m="http://schemas.openxmlformats.org/officeDocument/2006/math" xmlns:v="urn:schemas-microsoft-com:vml" xmlns:wp14="http://schemas.microsoft.com/office/word/2010/wordprocessingDrawing" xmlns:wp="http://schemas.openxmlformats.org/drawingml/2006/wordprocessingDrawing" xmlns:w10="urn:schemas-microsoft-com:office:word" xmlns:w="http://schemas.openxmlformats.org/wordprocessingml/2006/main" xmlns:w14="http://schemas.microsoft.com/office/word/2010/wordml" xmlns:w15="http://schemas.microsoft.com/office/word/2012/wordml" xmlns:w16cex="http://schemas.microsoft.com/office/word/2018/wordml/cex" xmlns:w16cid="http://schemas.microsoft.com/office/word/2016/wordml/cid" xmlns:w16="http://schemas.microsoft.com/office/word/2018/wordml" xmlns:w16du="http://schemas.microsoft.com/office/word/2023/wordml/word16du" xmlns:w16sdtdh="http://schemas.microsoft.com/office/word/2020/wordml/sdtdatahash" xmlns:w16sdtfl="http://schemas.microsoft.com/office/word/2024/wordml/sdtformatlock" xmlns:w16se="http://schemas.microsoft.com/office/word/2015/wordml/symex" xmlns:wpg="http://schemas.microsoft.com/office/word/2010/wordprocessingGroup" xmlns:wpi="http://schemas.microsoft.com/office/word/2010/wordprocessingInk" xmlns:wne="http://schemas.microsoft.com/office/word/2006/wordml" xmlns:wps="http://schemas.microsoft.com/office/word/2010/wordprocessingShape" mc:Ignorable="w14 w15 w16se w16cid w16 w16cex w16sdtdh w16sdtfl w16du wp14">
   <w:abstractNum w:abstractNumId="0" w15:restartNumberingAfterBreak="0">
     <w:nsid w:val="FFFFFF7C"/>
     <w:multiLevelType w:val="singleLevel"/>
@@ -1633,7 +2059,7 @@
 </file>
 
 <file path=word/styles.xml><?xml version="1.0" encoding="utf-8"?>
-<w:styles xmlns:mc="http://schemas.openxmlformats.org/markup-compatibility/2006" xmlns:r="http://schemas.openxmlformats.org/officeDocument/2006/relationships" xmlns:w="http://schemas.openxmlformats.org/wordprocessingml/2006/main" xmlns:w14="http://schemas.microsoft.com/office/word/2010/wordml" xmlns:w15="http://schemas.microsoft.com/office/word/2012/wordml" xmlns:w16cex="http://schemas.microsoft.com/office/word/2018/wordml/cex" xmlns:w16cid="http://schemas.microsoft.com/office/word/2016/wordml/cid" xmlns:w16="http://schemas.microsoft.com/office/word/2018/wordml" xmlns:w16sdtdh="http://schemas.microsoft.com/office/word/2020/wordml/sdtdatahash" xmlns:w16se="http://schemas.microsoft.com/office/word/2015/wordml/symex" mc:Ignorable="w14 w15 w16se w16cid w16 w16cex w16sdtdh">
+<w:styles xmlns:mc="http://schemas.openxmlformats.org/markup-compatibility/2006" xmlns:r="http://schemas.openxmlformats.org/officeDocument/2006/relationships" xmlns:w="http://schemas.openxmlformats.org/wordprocessingml/2006/main" xmlns:w14="http://schemas.microsoft.com/office/word/2010/wordml" xmlns:w15="http://schemas.microsoft.com/office/word/2012/wordml" xmlns:w16cex="http://schemas.microsoft.com/office/word/2018/wordml/cex" xmlns:w16cid="http://schemas.microsoft.com/office/word/2016/wordml/cid" xmlns:w16="http://schemas.microsoft.com/office/word/2018/wordml" xmlns:w16du="http://schemas.microsoft.com/office/word/2023/wordml/word16du" xmlns:w16sdtdh="http://schemas.microsoft.com/office/word/2020/wordml/sdtdatahash" xmlns:w16sdtfl="http://schemas.microsoft.com/office/word/2024/wordml/sdtformatlock" xmlns:w16se="http://schemas.microsoft.com/office/word/2015/wordml/symex" mc:Ignorable="w14 w15 w16se w16cid w16 w16cex w16sdtdh w16sdtfl w16du">
   <w:docDefaults>
     <w:rPrDefault>
       <w:rPr>
@@ -2391,7 +2817,7 @@
     <w:link w:val="TitleChar"/>
     <w:uiPriority w:val="10"/>
     <w:qFormat/>
-    <w:rsid w:val="007106C8"/>
+    <w:rsid w:val="00E854FA"/>
     <w:pPr>
       <w:spacing w:after="300" w:line="240" w:lineRule="auto"/>
       <w:contextualSpacing/>
@@ -2401,7 +2827,7 @@
       <w:rFonts w:eastAsiaTheme="majorEastAsia" w:cstheme="majorBidi"/>
       <w:spacing w:val="5"/>
       <w:kern w:val="28"/>
-      <w:sz w:val="52"/>
+      <w:sz w:val="40"/>
       <w:szCs w:val="52"/>
       <w:lang w:val="sv-SE" w:eastAsia="en-US" w:bidi="ar-SA"/>
     </w:rPr>
@@ -2411,12 +2837,12 @@
     <w:basedOn w:val="DefaultParagraphFont"/>
     <w:link w:val="Title"/>
     <w:uiPriority w:val="10"/>
-    <w:rsid w:val="007106C8"/>
+    <w:rsid w:val="00E854FA"/>
     <w:rPr>
       <w:rFonts w:ascii="Times New Roman" w:eastAsiaTheme="majorEastAsia" w:hAnsi="Times New Roman" w:cstheme="majorBidi"/>
       <w:spacing w:val="5"/>
       <w:kern w:val="28"/>
-      <w:sz w:val="52"/>
+      <w:sz w:val="40"/>
       <w:szCs w:val="52"/>
       <w:lang w:val="sv-SE" w:eastAsia="en-US" w:bidi="ar-SA"/>
     </w:rPr>

--- a/klagomål/Tyfallsjön FSC-klagomål.docx
+++ b/klagomål/Tyfallsjön FSC-klagomål.docx
@@ -1844,7 +1844,7 @@
       <w:br/>
     </w:r>
     <w:r>
-      <w:t>Till:</w:t>
+      <w:t>Till: Holmen skog AB</w:t>
       <w:br/>
     </w:r>
     <w:r>

--- a/klagomål/Tyfallsjön FSC-klagomål.docx
+++ b/klagomål/Tyfallsjön FSC-klagomål.docx
@@ -168,7 +168,7 @@
     </w:p>
     <w:p>
       <w:r>
-        <w:t>Detta klagomål behandlar höga naturvärden i avverkningsanmälan Tyfallsjön i Bjurholms kommun som inkom 2026-07-12 och omfattar 103,6 ha.</w:t>
+        <w:t>Detta klagomål behandlar höga naturvärden i avverkningsanmälan Tyfallsjön i Bjurholms kommun som inkom 2026-07-13 och omfattar 103,6 ha.</w:t>
       </w:r>
     </w:p>
     <w:p>
@@ -1839,7 +1839,7 @@
     <w:r>
       <w:tab/>
       <w:tab/>
-      <w:t>2026-07-12</w:t>
+      <w:t>2026-07-13</w:t>
       <w:br/>
       <w:br/>
     </w:r>

--- a/klagomål/Tyfallsjön FSC-klagomål.docx
+++ b/klagomål/Tyfallsjön FSC-klagomål.docx
@@ -168,7 +168,7 @@
     </w:p>
     <w:p>
       <w:r>
-        <w:t>Detta klagomål behandlar höga naturvärden i avverkningsanmälan Tyfallsjön i Bjurholms kommun som inkom 2026-07-13 och omfattar 103,6 ha.</w:t>
+        <w:t>Detta klagomål behandlar höga naturvärden i avverkningsanmälan Tyfallsjön i Bjurholms kommun som inkom 2026-07-14 och omfattar 103,6 ha.</w:t>
       </w:r>
     </w:p>
     <w:p>
@@ -1839,7 +1839,7 @@
     <w:r>
       <w:tab/>
       <w:tab/>
-      <w:t>2026-07-13</w:t>
+      <w:t>2026-07-14</w:t>
       <w:br/>
       <w:br/>
     </w:r>

--- a/klagomål/Tyfallsjön FSC-klagomål.docx
+++ b/klagomål/Tyfallsjön FSC-klagomål.docx
@@ -168,7 +168,7 @@
     </w:p>
     <w:p>
       <w:r>
-        <w:t>Detta klagomål behandlar höga naturvärden i avverkningsanmälan Tyfallsjön i Bjurholms kommun som inkom 2026-07-14 och omfattar 103,6 ha.</w:t>
+        <w:t>Detta klagomål behandlar höga naturvärden i avverkningsanmälan Tyfallsjön i Bjurholms kommun som inkom 2026-07-15 och omfattar 103,6 ha.</w:t>
       </w:r>
     </w:p>
     <w:p>
@@ -1839,7 +1839,7 @@
     <w:r>
       <w:tab/>
       <w:tab/>
-      <w:t>2026-07-14</w:t>
+      <w:t>2026-07-15</w:t>
       <w:br/>
       <w:br/>
     </w:r>

--- a/klagomål/Tyfallsjön FSC-klagomål.docx
+++ b/klagomål/Tyfallsjön FSC-klagomål.docx
@@ -168,7 +168,7 @@
     </w:p>
     <w:p>
       <w:r>
-        <w:t>Detta klagomål behandlar höga naturvärden i avverkningsanmälan Tyfallsjön i Bjurholms kommun som inkom 2026-07-15 och omfattar 103,6 ha.</w:t>
+        <w:t>Detta klagomål behandlar höga naturvärden i avverkningsanmälan Tyfallsjön i Bjurholms kommun som inkom 2026-07-16 och omfattar 103,6 ha.</w:t>
       </w:r>
     </w:p>
     <w:p>
@@ -1839,7 +1839,7 @@
     <w:r>
       <w:tab/>
       <w:tab/>
-      <w:t>2026-07-15</w:t>
+      <w:t>2026-07-16</w:t>
       <w:br/>
       <w:br/>
     </w:r>

--- a/klagomål/Tyfallsjön FSC-klagomål.docx
+++ b/klagomål/Tyfallsjön FSC-klagomål.docx
@@ -1839,7 +1839,7 @@
     <w:r>
       <w:tab/>
       <w:tab/>
-      <w:t>2026-07-16</w:t>
+      <w:t>2026-07-17</w:t>
       <w:br/>
       <w:br/>
     </w:r>

--- a/klagomål/Tyfallsjön FSC-klagomål.docx
+++ b/klagomål/Tyfallsjön FSC-klagomål.docx
@@ -168,7 +168,7 @@
     </w:p>
     <w:p>
       <w:r>
-        <w:t>Detta klagomål behandlar höga naturvärden i avverkningsanmälan Tyfallsjön i Bjurholms kommun som inkom 2026-07-16 och omfattar 103,6 ha.</w:t>
+        <w:t>Detta klagomål behandlar höga naturvärden i avverkningsanmälan Tyfallsjön i Bjurholms kommun som inkom 2026-07-17 och omfattar 103,6 ha.</w:t>
       </w:r>
     </w:p>
     <w:p>

--- a/klagomål/Tyfallsjön FSC-klagomål.docx
+++ b/klagomål/Tyfallsjön FSC-klagomål.docx
@@ -1839,7 +1839,7 @@
     <w:r>
       <w:tab/>
       <w:tab/>
-      <w:t>2026-07-17</w:t>
+      <w:t>2026-07-18</w:t>
       <w:br/>
       <w:br/>
     </w:r>

--- a/klagomål/Tyfallsjön FSC-klagomål.docx
+++ b/klagomål/Tyfallsjön FSC-klagomål.docx
@@ -168,7 +168,7 @@
     </w:p>
     <w:p>
       <w:r>
-        <w:t>Detta klagomål behandlar höga naturvärden i avverkningsanmälan Tyfallsjön i Bjurholms kommun som inkom 2026-07-17 och omfattar 103,6 ha.</w:t>
+        <w:t>Detta klagomål behandlar höga naturvärden i avverkningsanmälan Tyfallsjön i Bjurholms kommun som inkom 2026-07-18 och omfattar 103,6 ha.</w:t>
       </w:r>
     </w:p>
     <w:p>

--- a/klagomål/Tyfallsjön FSC-klagomål.docx
+++ b/klagomål/Tyfallsjön FSC-klagomål.docx
@@ -168,7 +168,7 @@
     </w:p>
     <w:p>
       <w:r>
-        <w:t>Detta klagomål behandlar höga naturvärden i avverkningsanmälan Tyfallsjön i Bjurholms kommun som inkom 2026-07-18 och omfattar 103,6 ha.</w:t>
+        <w:t>Detta klagomål behandlar höga naturvärden i avverkningsanmälan Tyfallsjön i Bjurholms kommun som inkom 2026-07-19 och omfattar 103,6 ha.</w:t>
       </w:r>
     </w:p>
     <w:p>
@@ -1839,7 +1839,7 @@
     <w:r>
       <w:tab/>
       <w:tab/>
-      <w:t>2026-07-18</w:t>
+      <w:t>2026-07-19</w:t>
       <w:br/>
       <w:br/>
     </w:r>

--- a/klagomål/Tyfallsjön FSC-klagomål.docx
+++ b/klagomål/Tyfallsjön FSC-klagomål.docx
@@ -1839,7 +1839,7 @@
     <w:r>
       <w:tab/>
       <w:tab/>
-      <w:t>2026-07-19</w:t>
+      <w:t>2026-07-20</w:t>
       <w:br/>
       <w:br/>
     </w:r>

--- a/klagomål/Tyfallsjön FSC-klagomål.docx
+++ b/klagomål/Tyfallsjön FSC-klagomål.docx
@@ -168,7 +168,7 @@
     </w:p>
     <w:p>
       <w:r>
-        <w:t>Detta klagomål behandlar höga naturvärden i avverkningsanmälan Tyfallsjön i Bjurholms kommun som inkom 2026-07-19 och omfattar 103,6 ha.</w:t>
+        <w:t>Detta klagomål behandlar höga naturvärden i avverkningsanmälan Tyfallsjön i Bjurholms kommun som inkom 2026-07-20 och omfattar 103,6 ha.</w:t>
       </w:r>
     </w:p>
     <w:p>
